--- a/src/main/resources/templates/NhapKho/dang-ky-giao-dich-dam-bao-vinfast.docx
+++ b/src/main/resources/templates/NhapKho/dang-ky-giao-dich-dam-bao-vinfast.docx
@@ -8,7 +8,7 @@
         <w:widowControl w:val="0"/>
         <w:ind w:left="1980"/>
         <w:rPr>
-          <w:rFonts w:ascii="Times New Roman" w:hAnsi="Times New Roman"/>
+          <w:rFonts w:ascii="Times New Roman" w:hAnsi="Times New Roman" w:cs="Times New Roman"/>
           <w:sz w:val="24"/>
           <w:szCs w:val="24"/>
           <w:lang w:val="nl-NL"/>
@@ -16,7 +16,7 @@
       </w:pPr>
       <w:r>
         <w:rPr>
-          <w:rFonts w:ascii="Times New Roman" w:hAnsi="Times New Roman"/>
+          <w:rFonts w:ascii="Times New Roman" w:hAnsi="Times New Roman" w:cs="Times New Roman"/>
           <w:noProof/>
           <w:sz w:val="20"/>
           <w:szCs w:val="22"/>
@@ -87,7 +87,7 @@
       </w:r>
       <w:r>
         <w:rPr>
-          <w:rFonts w:ascii="Times New Roman" w:hAnsi="Times New Roman"/>
+          <w:rFonts w:ascii="Times New Roman" w:hAnsi="Times New Roman" w:cs="Times New Roman"/>
           <w:sz w:val="24"/>
           <w:szCs w:val="24"/>
           <w:lang w:val="nl-NL"/>
@@ -244,7 +244,7 @@
           <w:sz w:val="26"/>
           <w:szCs w:val="26"/>
         </w:rPr>
-        <w:t>{{CURRENT _DATE_TITLE}}</w:t>
+        <w:t>{{CURRENT_DATE_TITLE}}</w:t>
       </w:r>
     </w:p>
     <w:p>
@@ -366,88 +366,33 @@
                 <w:szCs w:val="28"/>
                 <w:lang w:val="nl-NL"/>
               </w:rPr>
-              <w:t xml:space="preserve">THAY </w:t>
-            </w:r>
-            <w:r>
-              <w:rPr>
-                <w:rFonts w:ascii="Times New Roman" w:hAnsi="Times New Roman" w:hint="eastAsia"/>
+              <w:t xml:space="preserve">THAY ĐỔI NỘI DUNG ĐÃ </w:t>
+            </w:r>
+          </w:p>
+          <w:p>
+            <w:pPr>
+              <w:widowControl w:val="0"/>
+              <w:ind w:right="72"/>
+              <w:jc w:val="center"/>
+              <w:rPr>
+                <w:rFonts w:ascii="Times New Roman" w:hAnsi="Times New Roman"/>
+                <w:b/>
+                <w:bCs/>
+                <w:sz w:val="26"/>
+                <w:szCs w:val="26"/>
+                <w:lang w:val="nl-NL"/>
+              </w:rPr>
+            </w:pPr>
+            <w:r>
+              <w:rPr>
+                <w:rFonts w:ascii="Times New Roman" w:hAnsi="Times New Roman"/>
                 <w:b/>
                 <w:bCs/>
                 <w:sz w:val="28"/>
                 <w:szCs w:val="28"/>
                 <w:lang w:val="nl-NL"/>
               </w:rPr>
-              <w:t>Đ</w:t>
-            </w:r>
-            <w:r>
-              <w:rPr>
-                <w:rFonts w:ascii="Times New Roman" w:hAnsi="Times New Roman"/>
-                <w:b/>
-                <w:bCs/>
-                <w:sz w:val="28"/>
-                <w:szCs w:val="28"/>
-                <w:lang w:val="nl-NL"/>
-              </w:rPr>
-              <w:t xml:space="preserve">ỔI NỘI DUNG </w:t>
-            </w:r>
-            <w:r>
-              <w:rPr>
-                <w:rFonts w:ascii="Times New Roman" w:hAnsi="Times New Roman" w:hint="eastAsia"/>
-                <w:b/>
-                <w:bCs/>
-                <w:sz w:val="28"/>
-                <w:szCs w:val="28"/>
-                <w:lang w:val="nl-NL"/>
-              </w:rPr>
-              <w:t>Đ</w:t>
-            </w:r>
-            <w:r>
-              <w:rPr>
-                <w:rFonts w:ascii="Times New Roman" w:hAnsi="Times New Roman"/>
-                <w:b/>
-                <w:bCs/>
-                <w:sz w:val="28"/>
-                <w:szCs w:val="28"/>
-                <w:lang w:val="nl-NL"/>
-              </w:rPr>
-              <w:t xml:space="preserve">Ã </w:t>
-            </w:r>
-          </w:p>
-          <w:p>
-            <w:pPr>
-              <w:widowControl w:val="0"/>
-              <w:ind w:right="72"/>
-              <w:jc w:val="center"/>
-              <w:rPr>
-                <w:rFonts w:ascii="Times New Roman" w:hAnsi="Times New Roman"/>
-                <w:b/>
-                <w:bCs/>
-                <w:sz w:val="26"/>
-                <w:szCs w:val="26"/>
-                <w:lang w:val="nl-NL"/>
-              </w:rPr>
-            </w:pPr>
-            <w:r>
-              <w:rPr>
-                <w:rFonts w:ascii="Times New Roman" w:hAnsi="Times New Roman" w:hint="eastAsia"/>
-                <w:b/>
-                <w:bCs/>
-                <w:sz w:val="28"/>
-                <w:szCs w:val="28"/>
-                <w:lang w:val="nl-NL"/>
-              </w:rPr>
-              <w:t>ĐĂ</w:t>
-            </w:r>
-            <w:r>
-              <w:rPr>
-                <w:rFonts w:ascii="Times New Roman" w:hAnsi="Times New Roman"/>
-                <w:b/>
-                <w:bCs/>
-                <w:sz w:val="28"/>
-                <w:szCs w:val="28"/>
-                <w:lang w:val="nl-NL"/>
-              </w:rPr>
-              <w:t>NG KÝ</w:t>
+              <w:t>ĐĂNG KÝ</w:t>
             </w:r>
           </w:p>
           <w:p>
@@ -501,29 +446,7 @@
                 <w:sz w:val="26"/>
                 <w:lang w:val="nl-NL"/>
               </w:rPr>
-              <w:t xml:space="preserve">Trung tâm </w:t>
-            </w:r>
-            <w:r>
-              <w:rPr>
-                <w:rFonts w:ascii="Times New Roman" w:hAnsi="Times New Roman" w:hint="eastAsia"/>
-                <w:b/>
-                <w:bCs/>
-                <w:iCs/>
-                <w:sz w:val="26"/>
-                <w:lang w:val="nl-NL"/>
-              </w:rPr>
-              <w:t>Đă</w:t>
-            </w:r>
-            <w:r>
-              <w:rPr>
-                <w:rFonts w:ascii="Times New Roman" w:hAnsi="Times New Roman"/>
-                <w:b/>
-                <w:bCs/>
-                <w:iCs/>
-                <w:sz w:val="26"/>
-                <w:lang w:val="nl-NL"/>
-              </w:rPr>
-              <w:t>ng ký giao dịch,</w:t>
+              <w:t>Trung tâm Đăng ký giao dịch,</w:t>
             </w:r>
           </w:p>
           <w:p>
@@ -636,14 +559,7 @@
                 <w:rFonts w:ascii="Times New Roman" w:hAnsi="Times New Roman"/>
                 <w:lang w:val="nl-NL"/>
               </w:rPr>
-              <w:t xml:space="preserve">Email: </w:t>
-            </w:r>
-            <w:r>
-              <w:rPr>
-                <w:rFonts w:ascii="Times New Roman" w:hAnsi="Times New Roman"/>
-                <w:lang w:val="nl-NL"/>
-              </w:rPr>
-              <w:t>trungtamhcm@gmail.com</w:t>
+              <w:t>Email: trungtamhcm@gmail.com</w:t>
             </w:r>
           </w:p>
         </w:tc>
@@ -664,7 +580,7 @@
               <w:widowControl w:val="0"/>
               <w:spacing w:before="20" w:after="20"/>
               <w:rPr>
-                <w:rFonts w:ascii="Times New Roman" w:hAnsi="Times New Roman"/>
+                <w:rFonts w:ascii="Times New Roman" w:hAnsi="Times New Roman" w:cs="Times New Roman"/>
                 <w:bCs w:val="0"/>
                 <w:iCs/>
                 <w:szCs w:val="18"/>
@@ -673,7 +589,7 @@
             </w:pPr>
             <w:r>
               <w:rPr>
-                <w:rFonts w:ascii="Times New Roman" w:hAnsi="Times New Roman"/>
+                <w:rFonts w:ascii="Times New Roman" w:hAnsi="Times New Roman" w:cs="Times New Roman"/>
                 <w:bCs w:val="0"/>
                 <w:iCs/>
                 <w:szCs w:val="18"/>
@@ -683,7 +599,7 @@
             </w:r>
             <w:r>
               <w:rPr>
-                <w:rFonts w:ascii="Times New Roman" w:hAnsi="Times New Roman"/>
+                <w:rFonts w:ascii="Times New Roman" w:hAnsi="Times New Roman" w:cs="Times New Roman"/>
                 <w:bCs w:val="0"/>
                 <w:iCs/>
                 <w:szCs w:val="18"/>
@@ -693,7 +609,7 @@
             </w:r>
             <w:r>
               <w:rPr>
-                <w:rFonts w:ascii="Times New Roman" w:hAnsi="Times New Roman"/>
+                <w:rFonts w:ascii="Times New Roman" w:hAnsi="Times New Roman" w:cs="Times New Roman"/>
                 <w:bCs w:val="0"/>
                 <w:iCs/>
                 <w:szCs w:val="18"/>
@@ -773,7 +689,7 @@
               <w:ind w:right="-98"/>
               <w:jc w:val="left"/>
               <w:rPr>
-                <w:rFonts w:ascii="Times New Roman" w:hAnsi="Times New Roman"/>
+                <w:rFonts w:ascii="Times New Roman" w:hAnsi="Times New Roman" w:cs="Times New Roman"/>
                 <w:b w:val="0"/>
                 <w:i w:val="0"/>
                 <w:iCs w:val="0"/>
@@ -784,7 +700,7 @@
             </w:pPr>
             <w:r>
               <w:rPr>
-                <w:rFonts w:ascii="Times New Roman" w:hAnsi="Times New Roman"/>
+                <w:rFonts w:ascii="Times New Roman" w:hAnsi="Times New Roman" w:cs="Times New Roman"/>
                 <w:b w:val="0"/>
                 <w:i w:val="0"/>
                 <w:sz w:val="22"/>
@@ -795,7 +711,7 @@
             </w:r>
             <w:r>
               <w:rPr>
-                <w:rFonts w:ascii="Times New Roman" w:hAnsi="Times New Roman"/>
+                <w:rFonts w:ascii="Times New Roman" w:hAnsi="Times New Roman" w:cs="Times New Roman"/>
                 <w:b w:val="0"/>
                 <w:i w:val="0"/>
                 <w:sz w:val="22"/>
@@ -1662,25 +1578,7 @@
                 <w:szCs w:val="20"/>
                 <w:lang w:val="nl-NL"/>
               </w:rPr>
-              <w:t xml:space="preserve"> Tổ tr</w:t>
-            </w:r>
-            <w:r>
-              <w:rPr>
-                <w:rFonts w:ascii="Times New Roman" w:hAnsi="Times New Roman" w:hint="eastAsia"/>
-                <w:sz w:val="22"/>
-                <w:szCs w:val="20"/>
-                <w:lang w:val="nl-NL"/>
-              </w:rPr>
-              <w:t>ư</w:t>
-            </w:r>
-            <w:r>
-              <w:rPr>
-                <w:rFonts w:ascii="Times New Roman" w:hAnsi="Times New Roman"/>
-                <w:sz w:val="22"/>
-                <w:szCs w:val="20"/>
-                <w:lang w:val="nl-NL"/>
-              </w:rPr>
-              <w:t>ởng Tổ quản lý, thanh lý tài sản</w:t>
+              <w:t xml:space="preserve"> Tổ trưởng Tổ quản lý, thanh lý tài sản</w:t>
             </w:r>
           </w:p>
         </w:tc>
@@ -1905,25 +1803,7 @@
                 <w:szCs w:val="20"/>
                 <w:lang w:val="nl-NL"/>
               </w:rPr>
-              <w:t xml:space="preserve">. Nhận kết quả </w:t>
-            </w:r>
-            <w:r>
-              <w:rPr>
-                <w:rFonts w:ascii="Times New Roman" w:hAnsi="Times New Roman" w:hint="eastAsia"/>
-                <w:sz w:val="22"/>
-                <w:szCs w:val="20"/>
-                <w:lang w:val="nl-NL"/>
-              </w:rPr>
-              <w:t>đă</w:t>
-            </w:r>
-            <w:r>
-              <w:rPr>
-                <w:rFonts w:ascii="Times New Roman" w:hAnsi="Times New Roman"/>
-                <w:sz w:val="22"/>
-                <w:szCs w:val="20"/>
-                <w:lang w:val="nl-NL"/>
-              </w:rPr>
-              <w:t xml:space="preserve">ng ký: </w:t>
+              <w:t xml:space="preserve">. Nhận kết quả đăng ký: </w:t>
             </w:r>
           </w:p>
         </w:tc>
@@ -1962,43 +1842,7 @@
                 <w:szCs w:val="20"/>
                 <w:lang w:val="nl-NL"/>
               </w:rPr>
-              <w:t xml:space="preserve"> Trực tiếp tại c</w:t>
-            </w:r>
-            <w:r>
-              <w:rPr>
-                <w:rFonts w:ascii="Times New Roman" w:hAnsi="Times New Roman" w:hint="eastAsia"/>
-                <w:sz w:val="22"/>
-                <w:szCs w:val="20"/>
-                <w:lang w:val="nl-NL"/>
-              </w:rPr>
-              <w:t>ơ</w:t>
-            </w:r>
-            <w:r>
-              <w:rPr>
-                <w:rFonts w:ascii="Times New Roman" w:hAnsi="Times New Roman"/>
-                <w:sz w:val="22"/>
-                <w:szCs w:val="20"/>
-                <w:lang w:val="nl-NL"/>
-              </w:rPr>
-              <w:t xml:space="preserve"> quan </w:t>
-            </w:r>
-            <w:r>
-              <w:rPr>
-                <w:rFonts w:ascii="Times New Roman" w:hAnsi="Times New Roman" w:hint="eastAsia"/>
-                <w:sz w:val="22"/>
-                <w:szCs w:val="20"/>
-                <w:lang w:val="nl-NL"/>
-              </w:rPr>
-              <w:t>đă</w:t>
-            </w:r>
-            <w:r>
-              <w:rPr>
-                <w:rFonts w:ascii="Times New Roman" w:hAnsi="Times New Roman"/>
-                <w:sz w:val="22"/>
-                <w:szCs w:val="20"/>
-                <w:lang w:val="nl-NL"/>
-              </w:rPr>
-              <w:t>ng ký, hoặc</w:t>
+              <w:t xml:space="preserve"> Trực tiếp tại cơ quan đăng ký, hoặc</w:t>
             </w:r>
           </w:p>
           <w:p>
@@ -2046,29 +1890,7 @@
                 <w:szCs w:val="20"/>
                 <w:lang w:val="nl-NL"/>
               </w:rPr>
-              <w:t>(ghi tên và địa chỉ ng</w:t>
-            </w:r>
-            <w:r>
-              <w:rPr>
-                <w:rFonts w:ascii="Times New Roman" w:hAnsi="Times New Roman" w:hint="eastAsia"/>
-                <w:i/>
-                <w:spacing w:val="-4"/>
-                <w:sz w:val="20"/>
-                <w:szCs w:val="20"/>
-                <w:lang w:val="nl-NL"/>
-              </w:rPr>
-              <w:t>ư</w:t>
-            </w:r>
-            <w:r>
-              <w:rPr>
-                <w:rFonts w:ascii="Times New Roman" w:hAnsi="Times New Roman"/>
-                <w:i/>
-                <w:spacing w:val="-4"/>
-                <w:sz w:val="20"/>
-                <w:szCs w:val="20"/>
-                <w:lang w:val="nl-NL"/>
-              </w:rPr>
-              <w:t>ời nhận):</w:t>
+              <w:t>(ghi tên và địa chỉ người nhận):</w:t>
             </w:r>
             <w:r>
               <w:rPr>
@@ -2086,43 +1908,7 @@
                 <w:szCs w:val="20"/>
                 <w:lang w:val="nl-NL"/>
               </w:rPr>
-              <w:t xml:space="preserve">Ngân hàng TMCP </w:t>
-            </w:r>
-            <w:r>
-              <w:rPr>
-                <w:rFonts w:ascii="Times New Roman" w:hAnsi="Times New Roman" w:hint="eastAsia"/>
-                <w:sz w:val="22"/>
-                <w:szCs w:val="20"/>
-                <w:lang w:val="nl-NL"/>
-              </w:rPr>
-              <w:t>Đ</w:t>
-            </w:r>
-            <w:r>
-              <w:rPr>
-                <w:rFonts w:ascii="Times New Roman" w:hAnsi="Times New Roman"/>
-                <w:sz w:val="22"/>
-                <w:szCs w:val="20"/>
-                <w:lang w:val="nl-NL"/>
-              </w:rPr>
-              <w:t>ầu t</w:t>
-            </w:r>
-            <w:r>
-              <w:rPr>
-                <w:rFonts w:ascii="Times New Roman" w:hAnsi="Times New Roman" w:hint="eastAsia"/>
-                <w:sz w:val="22"/>
-                <w:szCs w:val="20"/>
-                <w:lang w:val="nl-NL"/>
-              </w:rPr>
-              <w:t>ư</w:t>
-            </w:r>
-            <w:r>
-              <w:rPr>
-                <w:rFonts w:ascii="Times New Roman" w:hAnsi="Times New Roman"/>
-                <w:sz w:val="22"/>
-                <w:szCs w:val="20"/>
-                <w:lang w:val="nl-NL"/>
-              </w:rPr>
-              <w:t xml:space="preserve"> và Phát triển Việt Nam – Chi nhánh Đồng Tháp. </w:t>
+              <w:t xml:space="preserve">Ngân hàng TMCP Đầu tư và Phát triển Việt Nam – Chi nhánh Đồng Tháp. </w:t>
             </w:r>
           </w:p>
           <w:p>
@@ -2144,21 +1930,12 @@
             </w:pPr>
             <w:r>
               <w:rPr>
-                <w:rFonts w:ascii="Times New Roman" w:hAnsi="Times New Roman" w:hint="eastAsia"/>
-                <w:sz w:val="22"/>
-                <w:szCs w:val="20"/>
-                <w:lang w:val="nl-NL"/>
-              </w:rPr>
-              <w:t>Đ</w:t>
-            </w:r>
-            <w:r>
-              <w:rPr>
-                <w:rFonts w:ascii="Times New Roman" w:hAnsi="Times New Roman"/>
-                <w:sz w:val="22"/>
-                <w:szCs w:val="20"/>
-                <w:lang w:val="nl-NL"/>
-              </w:rPr>
-              <w:t xml:space="preserve">ịa chỉ: Số </w:t>
+                <w:rFonts w:ascii="Times New Roman" w:hAnsi="Times New Roman"/>
+                <w:sz w:val="22"/>
+                <w:szCs w:val="20"/>
+                <w:lang w:val="nl-NL"/>
+              </w:rPr>
+              <w:t xml:space="preserve">Địa chỉ: Số </w:t>
             </w:r>
             <w:r>
               <w:rPr>
@@ -2176,25 +1953,7 @@
                 <w:szCs w:val="20"/>
                 <w:lang w:val="nl-NL"/>
               </w:rPr>
-              <w:t xml:space="preserve">, </w:t>
-            </w:r>
-            <w:r>
-              <w:rPr>
-                <w:rFonts w:ascii="Times New Roman" w:hAnsi="Times New Roman" w:hint="eastAsia"/>
-                <w:sz w:val="22"/>
-                <w:szCs w:val="20"/>
-                <w:lang w:val="nl-NL"/>
-              </w:rPr>
-              <w:t>đư</w:t>
-            </w:r>
-            <w:r>
-              <w:rPr>
-                <w:rFonts w:ascii="Times New Roman" w:hAnsi="Times New Roman"/>
-                <w:sz w:val="22"/>
-                <w:szCs w:val="20"/>
-                <w:lang w:val="nl-NL"/>
-              </w:rPr>
-              <w:t xml:space="preserve">ờng </w:t>
+              <w:t xml:space="preserve">, đường </w:t>
             </w:r>
             <w:r>
               <w:rPr>
@@ -2212,43 +1971,7 @@
                 <w:szCs w:val="20"/>
                 <w:lang w:val="nl-NL"/>
               </w:rPr>
-              <w:t>, ph</w:t>
-            </w:r>
-            <w:r>
-              <w:rPr>
-                <w:rFonts w:ascii="Times New Roman" w:hAnsi="Times New Roman" w:hint="eastAsia"/>
-                <w:sz w:val="22"/>
-                <w:szCs w:val="20"/>
-                <w:lang w:val="nl-NL"/>
-              </w:rPr>
-              <w:t>ư</w:t>
-            </w:r>
-            <w:r>
-              <w:rPr>
-                <w:rFonts w:ascii="Times New Roman" w:hAnsi="Times New Roman"/>
-                <w:sz w:val="22"/>
-                <w:szCs w:val="20"/>
-                <w:lang w:val="nl-NL"/>
-              </w:rPr>
-              <w:t xml:space="preserve">ờng Cao Lãnh, </w:t>
-            </w:r>
-            <w:r>
-              <w:rPr>
-                <w:rFonts w:ascii="Times New Roman" w:hAnsi="Times New Roman" w:hint="eastAsia"/>
-                <w:sz w:val="22"/>
-                <w:szCs w:val="20"/>
-                <w:lang w:val="nl-NL"/>
-              </w:rPr>
-              <w:t>Đ</w:t>
-            </w:r>
-            <w:r>
-              <w:rPr>
-                <w:rFonts w:ascii="Times New Roman" w:hAnsi="Times New Roman"/>
-                <w:sz w:val="22"/>
-                <w:szCs w:val="20"/>
-                <w:lang w:val="nl-NL"/>
-              </w:rPr>
-              <w:t>ồng Tháp.</w:t>
+              <w:t>, phường Cao Lãnh, Đồng Tháp.</w:t>
             </w:r>
           </w:p>
         </w:tc>
@@ -2283,7 +2006,7 @@
               <w:spacing w:after="20"/>
               <w:ind w:right="-130"/>
               <w:rPr>
-                <w:rFonts w:ascii="Times New Roman" w:hAnsi="Times New Roman"/>
+                <w:rFonts w:ascii="Times New Roman" w:hAnsi="Times New Roman" w:cs="Times New Roman"/>
                 <w:sz w:val="22"/>
                 <w:szCs w:val="20"/>
                 <w:lang w:val="nl-NL"/>
@@ -2300,15 +2023,15 @@
               <w:spacing w:after="20"/>
               <w:ind w:left="-17" w:right="-130" w:firstLine="2969"/>
               <w:rPr>
-                <w:rFonts w:ascii="Times New Roman" w:hAnsi="Times New Roman"/>
-                <w:sz w:val="22"/>
-                <w:szCs w:val="20"/>
-                <w:lang w:val="nl-NL"/>
-              </w:rPr>
-            </w:pPr>
-            <w:r>
-              <w:rPr>
-                <w:rFonts w:ascii="Times New Roman" w:hAnsi="Times New Roman"/>
+                <w:rFonts w:ascii="Times New Roman" w:hAnsi="Times New Roman" w:cs="Times New Roman"/>
+                <w:sz w:val="22"/>
+                <w:szCs w:val="20"/>
+                <w:lang w:val="nl-NL"/>
+              </w:rPr>
+            </w:pPr>
+            <w:r>
+              <w:rPr>
+                <w:rFonts w:ascii="Times New Roman" w:hAnsi="Times New Roman" w:cs="Times New Roman"/>
                 <w:sz w:val="22"/>
                 <w:szCs w:val="18"/>
                 <w:bdr w:val="single" w:sz="4" w:space="0" w:color="auto"/>
@@ -2318,7 +2041,7 @@
             </w:r>
             <w:r>
               <w:rPr>
-                <w:rFonts w:ascii="Times New Roman" w:hAnsi="Times New Roman"/>
+                <w:rFonts w:ascii="Times New Roman" w:hAnsi="Times New Roman" w:cs="Times New Roman"/>
                 <w:sz w:val="22"/>
                 <w:szCs w:val="20"/>
                 <w:lang w:val="nl-NL"/>
@@ -2327,7 +2050,7 @@
             </w:r>
             <w:r>
               <w:rPr>
-                <w:rFonts w:ascii="Times New Roman" w:hAnsi="Times New Roman"/>
+                <w:rFonts w:ascii="Times New Roman" w:hAnsi="Times New Roman" w:cs="Times New Roman"/>
                 <w:i/>
                 <w:spacing w:val="-4"/>
                 <w:sz w:val="20"/>
@@ -2338,7 +2061,7 @@
             </w:r>
             <w:r>
               <w:rPr>
-                <w:rFonts w:ascii="Times New Roman" w:hAnsi="Times New Roman"/>
+                <w:rFonts w:ascii="Times New Roman" w:hAnsi="Times New Roman" w:cs="Times New Roman"/>
                 <w:i/>
                 <w:spacing w:val="-4"/>
                 <w:sz w:val="20"/>
@@ -2349,7 +2072,7 @@
             </w:r>
             <w:r>
               <w:rPr>
-                <w:rFonts w:ascii="Times New Roman" w:hAnsi="Times New Roman"/>
+                <w:rFonts w:ascii="Times New Roman" w:hAnsi="Times New Roman" w:cs="Times New Roman"/>
                 <w:sz w:val="22"/>
                 <w:szCs w:val="20"/>
                 <w:lang w:val="nl-NL"/>
@@ -2358,7 +2081,7 @@
             </w:r>
             <w:r>
               <w:rPr>
-                <w:rFonts w:ascii="Times New Roman" w:hAnsi="Times New Roman"/>
+                <w:rFonts w:ascii="Times New Roman" w:hAnsi="Times New Roman" w:cs="Times New Roman"/>
                 <w:sz w:val="22"/>
                 <w:szCs w:val="20"/>
                 <w:lang w:val="nl-NL"/>
@@ -2564,107 +2287,7 @@
                 <w:szCs w:val="20"/>
                 <w:lang w:val="nl-NL"/>
               </w:rPr>
-              <w:t>Ng</w:t>
-            </w:r>
-            <w:r>
-              <w:rPr>
-                <w:rFonts w:ascii="Times New Roman" w:hAnsi="Times New Roman" w:hint="eastAsia"/>
-                <w:bCs/>
-                <w:sz w:val="22"/>
-                <w:szCs w:val="20"/>
-                <w:lang w:val="nl-NL"/>
-              </w:rPr>
-              <w:t>ư</w:t>
-            </w:r>
-            <w:r>
-              <w:rPr>
-                <w:rFonts w:ascii="Times New Roman" w:hAnsi="Times New Roman"/>
-                <w:bCs/>
-                <w:sz w:val="22"/>
-                <w:szCs w:val="20"/>
-                <w:lang w:val="nl-NL"/>
-              </w:rPr>
-              <w:t xml:space="preserve">ời </w:t>
-            </w:r>
-            <w:r>
-              <w:rPr>
-                <w:rFonts w:ascii="Times New Roman" w:hAnsi="Times New Roman" w:hint="eastAsia"/>
-                <w:bCs/>
-                <w:sz w:val="22"/>
-                <w:szCs w:val="20"/>
-                <w:lang w:val="nl-NL"/>
-              </w:rPr>
-              <w:t>đ</w:t>
-            </w:r>
-            <w:r>
-              <w:rPr>
-                <w:rFonts w:ascii="Times New Roman" w:hAnsi="Times New Roman"/>
-                <w:bCs/>
-                <w:sz w:val="22"/>
-                <w:szCs w:val="20"/>
-                <w:lang w:val="nl-NL"/>
-              </w:rPr>
-              <w:t>ể c</w:t>
-            </w:r>
-            <w:r>
-              <w:rPr>
-                <w:rFonts w:ascii="Times New Roman" w:hAnsi="Times New Roman" w:hint="eastAsia"/>
-                <w:bCs/>
-                <w:sz w:val="22"/>
-                <w:szCs w:val="20"/>
-                <w:lang w:val="nl-NL"/>
-              </w:rPr>
-              <w:t>ơ</w:t>
-            </w:r>
-            <w:r>
-              <w:rPr>
-                <w:rFonts w:ascii="Times New Roman" w:hAnsi="Times New Roman"/>
-                <w:bCs/>
-                <w:sz w:val="22"/>
-                <w:szCs w:val="20"/>
-                <w:lang w:val="nl-NL"/>
-              </w:rPr>
-              <w:t xml:space="preserve"> quan </w:t>
-            </w:r>
-            <w:r>
-              <w:rPr>
-                <w:rFonts w:ascii="Times New Roman" w:hAnsi="Times New Roman" w:hint="eastAsia"/>
-                <w:bCs/>
-                <w:sz w:val="22"/>
-                <w:szCs w:val="20"/>
-                <w:lang w:val="nl-NL"/>
-              </w:rPr>
-              <w:t>đă</w:t>
-            </w:r>
-            <w:r>
-              <w:rPr>
-                <w:rFonts w:ascii="Times New Roman" w:hAnsi="Times New Roman"/>
-                <w:bCs/>
-                <w:sz w:val="22"/>
-                <w:szCs w:val="20"/>
-                <w:lang w:val="nl-NL"/>
-              </w:rPr>
-              <w:t xml:space="preserve">ng ký liên hệ khi cần thiết trong quá trình giải quyết </w:t>
-            </w:r>
-            <w:r>
-              <w:rPr>
-                <w:rFonts w:ascii="Times New Roman" w:hAnsi="Times New Roman" w:hint="eastAsia"/>
-                <w:bCs/>
-                <w:sz w:val="22"/>
-                <w:szCs w:val="20"/>
-                <w:lang w:val="nl-NL"/>
-              </w:rPr>
-              <w:t>đơ</w:t>
-            </w:r>
-            <w:r>
-              <w:rPr>
-                <w:rFonts w:ascii="Times New Roman" w:hAnsi="Times New Roman"/>
-                <w:bCs/>
-                <w:sz w:val="22"/>
-                <w:szCs w:val="20"/>
-                <w:lang w:val="nl-NL"/>
-              </w:rPr>
-              <w:t>n:</w:t>
+              <w:t>Người để cơ quan đăng ký liên hệ khi cần thiết trong quá trình giải quyết đơn:</w:t>
             </w:r>
           </w:p>
           <w:p>
@@ -2678,15 +2301,15 @@
               <w:spacing w:line="320" w:lineRule="exact"/>
               <w:ind w:left="-11" w:right="-130"/>
               <w:rPr>
-                <w:rFonts w:ascii="Times New Roman" w:hAnsi="Times New Roman"/>
-                <w:sz w:val="22"/>
-                <w:szCs w:val="20"/>
-                <w:lang w:val="nl-NL"/>
-              </w:rPr>
-            </w:pPr>
-            <w:r>
-              <w:rPr>
-                <w:rFonts w:ascii="Times New Roman" w:hAnsi="Times New Roman"/>
+                <w:rFonts w:ascii="Times New Roman" w:hAnsi="Times New Roman" w:cs="Times New Roman"/>
+                <w:sz w:val="22"/>
+                <w:szCs w:val="20"/>
+                <w:lang w:val="nl-NL"/>
+              </w:rPr>
+            </w:pPr>
+            <w:r>
+              <w:rPr>
+                <w:rFonts w:ascii="Times New Roman" w:hAnsi="Times New Roman" w:cs="Times New Roman"/>
                 <w:sz w:val="22"/>
                 <w:szCs w:val="20"/>
                 <w:lang w:val="nl-NL"/>
@@ -2695,7 +2318,7 @@
             </w:r>
             <w:r>
               <w:rPr>
-                <w:rFonts w:ascii="Times New Roman" w:hAnsi="Times New Roman"/>
+                <w:rFonts w:ascii="Times New Roman" w:hAnsi="Times New Roman" w:cs="Times New Roman"/>
                 <w:sz w:val="22"/>
                 <w:szCs w:val="20"/>
                 <w:lang w:val="nl-NL"/>
@@ -2704,25 +2327,16 @@
             </w:r>
             <w:r>
               <w:rPr>
-                <w:rFonts w:ascii="Times New Roman" w:hAnsi="Times New Roman"/>
-                <w:sz w:val="22"/>
-                <w:szCs w:val="20"/>
-                <w:lang w:val="nl-NL"/>
-              </w:rPr>
-              <w:t xml:space="preserve">;  </w:t>
-            </w:r>
-            <w:r>
-              <w:rPr>
-                <w:rFonts w:ascii="Times New Roman" w:hAnsi="Times New Roman"/>
-                <w:sz w:val="22"/>
-                <w:szCs w:val="20"/>
-                <w:lang w:val="nl-NL"/>
-              </w:rPr>
-              <w:t xml:space="preserve">Số điện thoại: </w:t>
-            </w:r>
-            <w:r>
-              <w:rPr>
-                <w:rFonts w:ascii="Times New Roman" w:hAnsi="Times New Roman"/>
+                <w:rFonts w:ascii="Times New Roman" w:hAnsi="Times New Roman" w:cs="Times New Roman"/>
+                <w:sz w:val="22"/>
+                <w:szCs w:val="20"/>
+                <w:lang w:val="nl-NL"/>
+              </w:rPr>
+              <w:t xml:space="preserve">;  Số điện thoại: </w:t>
+            </w:r>
+            <w:r>
+              <w:rPr>
+                <w:rFonts w:ascii="Times New Roman" w:hAnsi="Times New Roman" w:cs="Times New Roman"/>
                 <w:b/>
                 <w:bCs/>
                 <w:i/>
@@ -2734,27 +2348,18 @@
             </w:r>
             <w:r>
               <w:rPr>
-                <w:rFonts w:ascii="Times New Roman" w:hAnsi="Times New Roman"/>
-                <w:sz w:val="22"/>
-                <w:szCs w:val="20"/>
-                <w:lang w:val="nl-NL"/>
-              </w:rPr>
-              <w:t xml:space="preserve"> - </w:t>
-            </w:r>
-            <w:r>
-              <w:rPr>
-                <w:rFonts w:ascii="Times New Roman" w:hAnsi="Times New Roman"/>
-                <w:sz w:val="22"/>
-                <w:szCs w:val="20"/>
-                <w:lang w:val="nl-NL"/>
-              </w:rPr>
-              <w:t xml:space="preserve">Thư điện tử: </w:t>
+                <w:rFonts w:ascii="Times New Roman" w:hAnsi="Times New Roman" w:cs="Times New Roman"/>
+                <w:sz w:val="22"/>
+                <w:szCs w:val="20"/>
+                <w:lang w:val="nl-NL"/>
+              </w:rPr>
+              <w:t xml:space="preserve"> - Thư điện tử: </w:t>
             </w:r>
             <w:hyperlink r:id="rId9" w:tgtFrame="_blank" w:history="1">
               <w:r>
                 <w:rPr>
                   <w:rStyle w:val="Hyperlink"/>
-                  <w:rFonts w:ascii="Times New Roman" w:hAnsi="Times New Roman"/>
+                  <w:rFonts w:ascii="Times New Roman" w:hAnsi="Times New Roman" w:cs="Times New Roman"/>
                   <w:i/>
                   <w:iCs/>
                   <w:color w:val="auto"/>
@@ -2776,7 +2381,7 @@
               <w:spacing w:line="280" w:lineRule="exact"/>
               <w:ind w:right="-130"/>
               <w:rPr>
-                <w:rFonts w:ascii="Times New Roman" w:hAnsi="Times New Roman"/>
+                <w:rFonts w:ascii="Times New Roman" w:hAnsi="Times New Roman" w:cs="Times New Roman"/>
                 <w:sz w:val="22"/>
                 <w:szCs w:val="20"/>
                 <w:lang w:val="nl-NL"/>
@@ -2812,10 +2417,9 @@
               </w:tabs>
               <w:ind w:right="-121"/>
               <w:rPr>
-                <w:rFonts w:ascii="Times New Roman" w:hAnsi="Times New Roman" w:cs=".VnArial"/>
-                <w:sz w:val="22"/>
-                <w:szCs w:val="20"/>
-                <w:lang w:val="nl-NL"/>
+                <w:rFonts w:ascii="Times New Roman" w:hAnsi="Times New Roman"/>
+                <w:color w:val="45B0E1" w:themeColor="accent1" w:themeTint="99"/>
+                <w:sz w:val="22"/>
               </w:rPr>
             </w:pPr>
             <w:r>
@@ -2834,125 +2438,80 @@
                 <w:szCs w:val="20"/>
                 <w:lang w:val="nl-NL"/>
               </w:rPr>
+              <w:t xml:space="preserve"> Số đơn đăng ký giao dịch bảo đảm</w:t>
+            </w:r>
+            <w:r>
+              <w:rPr>
+                <w:rFonts w:ascii="Times New Roman" w:hAnsi="Times New Roman"/>
+                <w:sz w:val="22"/>
+                <w:szCs w:val="20"/>
+                <w:lang w:val="nl-NL"/>
+              </w:rPr>
+              <w:t xml:space="preserve">/hợp đồng/thông báo </w:t>
+            </w:r>
+            <w:r>
+              <w:rPr>
+                <w:rFonts w:ascii="Times New Roman" w:hAnsi="Times New Roman"/>
+                <w:sz w:val="22"/>
+                <w:szCs w:val="20"/>
+                <w:lang w:val="nl-NL"/>
+              </w:rPr>
+              <w:t xml:space="preserve">việc </w:t>
+            </w:r>
+            <w:r>
+              <w:rPr>
+                <w:rFonts w:ascii="Times New Roman" w:hAnsi="Times New Roman"/>
+                <w:sz w:val="22"/>
+                <w:szCs w:val="20"/>
+                <w:lang w:val="nl-NL"/>
+              </w:rPr>
+              <w:t>kê biên</w:t>
+            </w:r>
+            <w:r>
+              <w:rPr>
+                <w:rFonts w:ascii="Times New Roman" w:hAnsi="Times New Roman"/>
+                <w:sz w:val="22"/>
+                <w:szCs w:val="20"/>
+                <w:lang w:val="nl-NL"/>
+              </w:rPr>
+              <w:t>:</w:t>
+            </w:r>
+            <w:r>
+              <w:rPr>
+                <w:rFonts w:ascii="Times New Roman" w:hAnsi="Times New Roman"/>
+                <w:sz w:val="22"/>
+                <w:szCs w:val="20"/>
+                <w:lang w:val="nl-NL"/>
+              </w:rPr>
               <w:t xml:space="preserve"> </w:t>
             </w:r>
             <w:r>
               <w:rPr>
-                <w:rFonts w:ascii="Times New Roman" w:hAnsi="Times New Roman" w:cs=".VnArial"/>
-                <w:sz w:val="22"/>
-                <w:szCs w:val="20"/>
-                <w:lang w:val="nl-NL"/>
-              </w:rPr>
-              <w:t xml:space="preserve">Số </w:t>
-            </w:r>
-            <w:r>
-              <w:rPr>
-                <w:rFonts w:ascii="Times New Roman" w:hAnsi="Times New Roman" w:cs=".VnArial" w:hint="eastAsia"/>
-                <w:sz w:val="22"/>
-                <w:szCs w:val="20"/>
-                <w:lang w:val="nl-NL"/>
-              </w:rPr>
-              <w:t>đ</w:t>
-            </w:r>
-            <w:r>
-              <w:rPr>
-                <w:rFonts w:ascii="Times New Roman" w:hAnsi="Times New Roman" w:cs=".VnArial"/>
-                <w:sz w:val="22"/>
-                <w:szCs w:val="20"/>
-                <w:lang w:val="nl-NL"/>
-              </w:rPr>
-              <w:t xml:space="preserve">ơn </w:t>
-            </w:r>
-            <w:r>
-              <w:rPr>
-                <w:rFonts w:ascii="Times New Roman" w:hAnsi="Times New Roman" w:cs=".VnArial" w:hint="eastAsia"/>
-                <w:sz w:val="22"/>
-                <w:szCs w:val="20"/>
-                <w:lang w:val="nl-NL"/>
-              </w:rPr>
-              <w:t>đă</w:t>
-            </w:r>
-            <w:r>
-              <w:rPr>
-                <w:rFonts w:ascii="Times New Roman" w:hAnsi="Times New Roman" w:cs=".VnArial"/>
-                <w:sz w:val="22"/>
-                <w:szCs w:val="20"/>
-                <w:lang w:val="nl-NL"/>
-              </w:rPr>
-              <w:t xml:space="preserve">ng ký giao dịch bảo </w:t>
-            </w:r>
-            <w:r>
-              <w:rPr>
-                <w:rFonts w:ascii="Times New Roman" w:hAnsi="Times New Roman" w:cs=".VnArial" w:hint="eastAsia"/>
-                <w:sz w:val="22"/>
-                <w:szCs w:val="20"/>
-                <w:lang w:val="nl-NL"/>
-              </w:rPr>
-              <w:t>đ</w:t>
-            </w:r>
-            <w:r>
-              <w:rPr>
-                <w:rFonts w:ascii="Times New Roman" w:hAnsi="Times New Roman" w:cs=".VnArial"/>
-                <w:sz w:val="22"/>
-                <w:szCs w:val="20"/>
-                <w:lang w:val="nl-NL"/>
-              </w:rPr>
-              <w:t>ảm</w:t>
-            </w:r>
-            <w:r>
-              <w:rPr>
-                <w:rFonts w:ascii="Times New Roman" w:hAnsi="Times New Roman" w:cs=".VnArial"/>
-                <w:sz w:val="22"/>
-                <w:szCs w:val="20"/>
-                <w:lang w:val="nl-NL"/>
-              </w:rPr>
-              <w:t xml:space="preserve">/hợp đồng/thông báo </w:t>
-            </w:r>
-            <w:r>
-              <w:rPr>
-                <w:rFonts w:ascii="Times New Roman" w:hAnsi="Times New Roman" w:cs=".VnArial"/>
-                <w:sz w:val="22"/>
-                <w:szCs w:val="20"/>
-                <w:lang w:val="nl-NL"/>
-              </w:rPr>
-              <w:t xml:space="preserve">việc </w:t>
-            </w:r>
-            <w:r>
-              <w:rPr>
-                <w:rFonts w:ascii="Times New Roman" w:hAnsi="Times New Roman" w:cs=".VnArial"/>
-                <w:sz w:val="22"/>
-                <w:szCs w:val="20"/>
-                <w:lang w:val="nl-NL"/>
-              </w:rPr>
-              <w:t>kê biên</w:t>
-            </w:r>
-            <w:r>
-              <w:rPr>
-                <w:rFonts w:ascii="Times New Roman" w:hAnsi="Times New Roman" w:cs=".VnArial"/>
-                <w:sz w:val="22"/>
-                <w:szCs w:val="20"/>
-                <w:lang w:val="nl-NL"/>
-              </w:rPr>
-              <w:t>:</w:t>
-            </w:r>
-            <w:r>
-              <w:rPr>
-                <w:rFonts w:ascii="Times New Roman" w:hAnsi="Times New Roman" w:cs=".VnArial"/>
-                <w:sz w:val="22"/>
-                <w:szCs w:val="20"/>
-                <w:lang w:val="nl-NL"/>
-              </w:rPr>
-              <w:t xml:space="preserve"> </w:t>
-            </w:r>
-            <w:r>
-              <w:rPr>
-                <w:rFonts w:ascii="Times New Roman" w:hAnsi="Times New Roman" w:cs=".VnArial"/>
+                <w:rFonts w:ascii="Times New Roman" w:hAnsi="Times New Roman"/>
                 <w:color w:val="45B0E1" w:themeColor="accent1" w:themeTint="99"/>
                 <w:sz w:val="22"/>
                 <w:szCs w:val="20"/>
                 <w:lang w:val="nl-NL"/>
               </w:rPr>
-              <w:t>{{SDDKGGBD}}</w:t>
+              <w:t>{{</w:t>
+            </w:r>
+            <w:r>
+              <w:rPr>
+                <w:rFonts w:ascii="Times New Roman" w:hAnsi="Times New Roman"/>
+                <w:color w:val="45B0E1" w:themeColor="accent1" w:themeTint="99"/>
+                <w:sz w:val="22"/>
+              </w:rPr>
+              <w:t>DKGDDB</w:t>
+            </w:r>
+            <w:r>
+              <w:rPr>
+                <w:rFonts w:ascii="Times New Roman" w:hAnsi="Times New Roman"/>
+                <w:color w:val="45B0E1" w:themeColor="accent1" w:themeTint="99"/>
+                <w:sz w:val="22"/>
+                <w:szCs w:val="20"/>
+                <w:lang w:val="nl-NL"/>
+              </w:rPr>
+              <w:t>}}</w:t>
             </w:r>
           </w:p>
           <w:p>
@@ -2965,15 +2524,14 @@
               </w:tabs>
               <w:ind w:right="-121"/>
               <w:rPr>
-                <w:rFonts w:ascii="Times New Roman" w:hAnsi="Times New Roman" w:cs=".VnArial"/>
-                <w:sz w:val="22"/>
-                <w:szCs w:val="20"/>
-                <w:lang w:val="nl-NL"/>
-              </w:rPr>
-            </w:pPr>
-            <w:r>
-              <w:rPr>
-                <w:rFonts w:ascii="Times New Roman" w:hAnsi="Times New Roman" w:cs=".VnArial"/>
+                <w:rFonts w:ascii="Times New Roman" w:hAnsi="Times New Roman"/>
+                <w:color w:val="45B0E1" w:themeColor="accent1" w:themeTint="99"/>
+                <w:sz w:val="22"/>
+              </w:rPr>
+            </w:pPr>
+            <w:r>
+              <w:rPr>
+                <w:rFonts w:ascii="Times New Roman" w:hAnsi="Times New Roman"/>
                 <w:sz w:val="22"/>
                 <w:szCs w:val="20"/>
                 <w:lang w:val="nl-NL"/>
@@ -2982,7 +2540,7 @@
             </w:r>
             <w:r>
               <w:rPr>
-                <w:rFonts w:ascii="Times New Roman" w:hAnsi="Times New Roman" w:cs=".VnArial"/>
+                <w:rFonts w:ascii="Times New Roman" w:hAnsi="Times New Roman"/>
                 <w:color w:val="0000FF"/>
                 <w:sz w:val="22"/>
                 <w:szCs w:val="20"/>
@@ -2992,13 +2550,31 @@
             </w:r>
             <w:r>
               <w:rPr>
-                <w:rFonts w:ascii="Times New Roman" w:hAnsi="Times New Roman" w:cs=".VnArial"/>
+                <w:rFonts w:ascii="Times New Roman" w:hAnsi="Times New Roman"/>
                 <w:color w:val="45B0E1" w:themeColor="accent1" w:themeTint="99"/>
                 <w:sz w:val="22"/>
                 <w:szCs w:val="20"/>
                 <w:lang w:val="nl-NL"/>
               </w:rPr>
-              <w:t>{{Ma_Ca_Nhan}}</w:t>
+              <w:t>{{</w:t>
+            </w:r>
+            <w:r>
+              <w:rPr>
+                <w:rFonts w:ascii="Times New Roman" w:hAnsi="Times New Roman"/>
+                <w:color w:val="45B0E1" w:themeColor="accent1" w:themeTint="99"/>
+                <w:sz w:val="22"/>
+              </w:rPr>
+              <w:t>MCN</w:t>
+            </w:r>
+            <w:r>
+              <w:rPr>
+                <w:rFonts w:ascii="Times New Roman" w:hAnsi="Times New Roman"/>
+                <w:color w:val="45B0E1" w:themeColor="accent1" w:themeTint="99"/>
+                <w:sz w:val="22"/>
+                <w:szCs w:val="20"/>
+                <w:lang w:val="nl-NL"/>
+              </w:rPr>
+              <w:t>}}</w:t>
             </w:r>
           </w:p>
         </w:tc>
@@ -3033,7 +2609,7 @@
               </w:tabs>
               <w:ind w:left="63"/>
               <w:rPr>
-                <w:rFonts w:ascii="Times New Roman" w:hAnsi="Times New Roman" w:cs=".VnArial"/>
+                <w:rFonts w:ascii="Times New Roman" w:hAnsi="Times New Roman"/>
                 <w:b/>
                 <w:bCs/>
                 <w:sz w:val="22"/>
@@ -3043,7 +2619,7 @@
             </w:pPr>
             <w:r>
               <w:rPr>
-                <w:rFonts w:ascii="Times New Roman" w:hAnsi="Times New Roman" w:cs=".VnArial"/>
+                <w:rFonts w:ascii="Times New Roman" w:hAnsi="Times New Roman"/>
                 <w:sz w:val="22"/>
                 <w:szCs w:val="20"/>
                 <w:lang w:val="nl-NL"/>
@@ -3052,7 +2628,7 @@
             </w:r>
             <w:r>
               <w:rPr>
-                <w:rFonts w:ascii="Times New Roman" w:hAnsi="Times New Roman" w:cs=".VnArial"/>
+                <w:rFonts w:ascii="Times New Roman" w:hAnsi="Times New Roman"/>
                 <w:b/>
                 <w:bCs/>
                 <w:sz w:val="22"/>
@@ -3097,15 +2673,15 @@
               <w:spacing w:line="280" w:lineRule="exact"/>
               <w:ind w:left="69" w:right="-130"/>
               <w:rPr>
-                <w:rFonts w:ascii="Times New Roman" w:hAnsi="Times New Roman"/>
-                <w:sz w:val="22"/>
-                <w:szCs w:val="20"/>
-                <w:lang w:val="nl-NL"/>
-              </w:rPr>
-            </w:pPr>
-            <w:r>
-              <w:rPr>
-                <w:rFonts w:ascii="Times New Roman" w:hAnsi="Times New Roman"/>
+                <w:rFonts w:ascii="Times New Roman" w:hAnsi="Times New Roman" w:cs="Times New Roman"/>
+                <w:sz w:val="22"/>
+                <w:szCs w:val="20"/>
+                <w:lang w:val="nl-NL"/>
+              </w:rPr>
+            </w:pPr>
+            <w:r>
+              <w:rPr>
+                <w:rFonts w:ascii="Times New Roman" w:hAnsi="Times New Roman" w:cs="Times New Roman"/>
                 <w:sz w:val="22"/>
                 <w:szCs w:val="20"/>
                 <w:lang w:val="nl-NL"/>
@@ -3141,7 +2717,7 @@
             <w:pPr>
               <w:ind w:left="81"/>
               <w:rPr>
-                <w:rFonts w:ascii="Times New Roman" w:hAnsi="Times New Roman" w:cs=".VnArial Narrow"/>
+                <w:rFonts w:ascii="Times New Roman" w:hAnsi="Times New Roman"/>
                 <w:i/>
                 <w:iCs/>
                 <w:sz w:val="4"/>
@@ -3151,7 +2727,7 @@
             </w:pPr>
             <w:r>
               <w:rPr>
-                <w:rFonts w:ascii="Times New Roman" w:hAnsi="Times New Roman" w:cs=".VnArial Narrow"/>
+                <w:rFonts w:ascii="Times New Roman" w:hAnsi="Times New Roman"/>
                 <w:i/>
                 <w:iCs/>
                 <w:sz w:val="4"/>
@@ -3193,7 +2769,7 @@
               </w:tabs>
               <w:ind w:left="-11" w:right="-130"/>
               <w:rPr>
-                <w:rFonts w:ascii="Times New Roman" w:hAnsi="Times New Roman"/>
+                <w:rFonts w:ascii="Times New Roman" w:hAnsi="Times New Roman" w:cs="Times New Roman"/>
                 <w:sz w:val="22"/>
                 <w:szCs w:val="20"/>
                 <w:lang w:val="nl-NL"/>
@@ -3222,7 +2798,7 @@
               </w:tabs>
               <w:ind w:left="-11" w:right="-130"/>
               <w:rPr>
-                <w:rFonts w:ascii="Times New Roman" w:hAnsi="Times New Roman"/>
+                <w:rFonts w:ascii="Times New Roman" w:hAnsi="Times New Roman" w:cs="Times New Roman"/>
                 <w:sz w:val="22"/>
                 <w:szCs w:val="20"/>
                 <w:lang w:val="nl-NL"/>
@@ -3250,15 +2826,15 @@
               </w:tabs>
               <w:ind w:right="-130"/>
               <w:rPr>
-                <w:rFonts w:ascii="Times New Roman" w:hAnsi="Times New Roman"/>
-                <w:sz w:val="22"/>
-                <w:szCs w:val="20"/>
-                <w:lang w:val="nl-NL"/>
-              </w:rPr>
-            </w:pPr>
-            <w:r>
-              <w:rPr>
-                <w:rFonts w:ascii="Times New Roman" w:hAnsi="Times New Roman"/>
+                <w:rFonts w:ascii="Times New Roman" w:hAnsi="Times New Roman" w:cs="Times New Roman"/>
+                <w:sz w:val="22"/>
+                <w:szCs w:val="20"/>
+                <w:lang w:val="nl-NL"/>
+              </w:rPr>
+            </w:pPr>
+            <w:r>
+              <w:rPr>
+                <w:rFonts w:ascii="Times New Roman" w:hAnsi="Times New Roman" w:cs="Times New Roman"/>
                 <w:sz w:val="22"/>
                 <w:szCs w:val="20"/>
                 <w:lang w:val="nl-NL"/>
@@ -3267,7 +2843,7 @@
             </w:r>
             <w:r>
               <w:rPr>
-                <w:rFonts w:ascii="Times New Roman" w:hAnsi="Times New Roman"/>
+                <w:rFonts w:ascii="Times New Roman" w:hAnsi="Times New Roman" w:cs="Times New Roman"/>
                 <w:sz w:val="22"/>
                 <w:szCs w:val="20"/>
                 <w:lang w:val="nl-NL"/>
@@ -3276,34 +2852,16 @@
             </w:r>
             <w:r>
               <w:rPr>
-                <w:rFonts w:ascii="Times New Roman" w:hAnsi="Times New Roman"/>
-                <w:sz w:val="22"/>
-                <w:szCs w:val="20"/>
-                <w:lang w:val="nl-NL"/>
-              </w:rPr>
-              <w:t xml:space="preserve">hay </w:t>
-            </w:r>
-            <w:r>
-              <w:rPr>
-                <w:rFonts w:ascii="Times New Roman" w:hAnsi="Times New Roman" w:hint="eastAsia"/>
-                <w:sz w:val="22"/>
-                <w:szCs w:val="20"/>
-                <w:lang w:val="nl-NL"/>
-              </w:rPr>
-              <w:t>đ</w:t>
-            </w:r>
-            <w:r>
-              <w:rPr>
-                <w:rFonts w:ascii="Times New Roman" w:hAnsi="Times New Roman"/>
-                <w:sz w:val="22"/>
-                <w:szCs w:val="20"/>
-                <w:lang w:val="nl-NL"/>
-              </w:rPr>
-              <w:t>ổi tên</w:t>
-            </w:r>
-            <w:r>
-              <w:rPr>
-                <w:rFonts w:ascii="Times New Roman" w:hAnsi="Times New Roman"/>
+                <w:rFonts w:ascii="Times New Roman" w:hAnsi="Times New Roman" w:cs="Times New Roman"/>
+                <w:sz w:val="22"/>
+                <w:szCs w:val="20"/>
+                <w:lang w:val="nl-NL"/>
+              </w:rPr>
+              <w:t>hay đổi tên</w:t>
+            </w:r>
+            <w:r>
+              <w:rPr>
+                <w:rFonts w:ascii="Times New Roman" w:hAnsi="Times New Roman" w:cs="Times New Roman"/>
                 <w:sz w:val="22"/>
                 <w:szCs w:val="20"/>
                 <w:lang w:val="nl-NL"/>
@@ -3312,7 +2870,7 @@
             </w:r>
             <w:r>
               <w:rPr>
-                <w:rFonts w:ascii="Times New Roman" w:hAnsi="Times New Roman"/>
+                <w:rFonts w:ascii="Times New Roman" w:hAnsi="Times New Roman" w:cs="Times New Roman"/>
                 <w:sz w:val="22"/>
                 <w:szCs w:val="20"/>
                 <w:lang w:val="nl-NL"/>
@@ -3321,7 +2879,7 @@
             </w:r>
             <w:r>
               <w:rPr>
-                <w:rFonts w:ascii="Times New Roman" w:hAnsi="Times New Roman"/>
+                <w:rFonts w:ascii="Times New Roman" w:hAnsi="Times New Roman" w:cs="Times New Roman"/>
                 <w:sz w:val="22"/>
                 <w:szCs w:val="20"/>
                 <w:lang w:val="nl-NL"/>
@@ -3330,7 +2888,7 @@
             </w:r>
             <w:r>
               <w:rPr>
-                <w:rFonts w:ascii="Times New Roman" w:hAnsi="Times New Roman"/>
+                <w:rFonts w:ascii="Times New Roman" w:hAnsi="Times New Roman" w:cs="Times New Roman"/>
                 <w:sz w:val="22"/>
                 <w:szCs w:val="20"/>
                 <w:lang w:val="nl-NL"/>
@@ -3339,33 +2897,13 @@
             </w:r>
             <w:r>
               <w:rPr>
-                <w:rFonts w:ascii="Times New Roman" w:hAnsi="Times New Roman"/>
+                <w:rFonts w:ascii="Times New Roman" w:hAnsi="Times New Roman" w:cs="Times New Roman"/>
                 <w:i/>
                 <w:sz w:val="20"/>
                 <w:szCs w:val="18"/>
                 <w:lang w:val="nl-NL"/>
               </w:rPr>
-              <w:t xml:space="preserve">Kê khai tiếp tại </w:t>
-            </w:r>
-            <w:r>
-              <w:rPr>
-                <w:rFonts w:ascii="Times New Roman" w:hAnsi="Times New Roman" w:hint="eastAsia"/>
-                <w:i/>
-                <w:sz w:val="20"/>
-                <w:szCs w:val="18"/>
-                <w:lang w:val="nl-NL"/>
-              </w:rPr>
-              <w:t>đ</w:t>
-            </w:r>
-            <w:r>
-              <w:rPr>
-                <w:rFonts w:ascii="Times New Roman" w:hAnsi="Times New Roman"/>
-                <w:i/>
-                <w:sz w:val="20"/>
-                <w:szCs w:val="18"/>
-                <w:lang w:val="nl-NL"/>
-              </w:rPr>
-              <w:t>iểm 3.4</w:t>
+              <w:t>Kê khai tiếp tại điểm 3.4</w:t>
             </w:r>
           </w:p>
         </w:tc>
@@ -3399,7 +2937,7 @@
               </w:tabs>
               <w:ind w:left="81"/>
               <w:rPr>
-                <w:rFonts w:ascii="Times New Roman" w:hAnsi="Times New Roman" w:cs=".VnArial Narrow"/>
+                <w:rFonts w:ascii="Times New Roman" w:hAnsi="Times New Roman"/>
                 <w:sz w:val="4"/>
                 <w:szCs w:val="4"/>
                 <w:lang w:val="nl-NL"/>
@@ -3407,7 +2945,7 @@
             </w:pPr>
             <w:r>
               <w:rPr>
-                <w:rFonts w:ascii="Times New Roman" w:hAnsi="Times New Roman" w:cs=".VnArial Narrow"/>
+                <w:rFonts w:ascii="Times New Roman" w:hAnsi="Times New Roman"/>
                 <w:sz w:val="4"/>
                 <w:szCs w:val="4"/>
                 <w:lang w:val="nl-NL"/>
@@ -3447,7 +2985,7 @@
               </w:tabs>
               <w:ind w:left="-11" w:right="-130"/>
               <w:rPr>
-                <w:rFonts w:ascii="Times New Roman" w:hAnsi="Times New Roman"/>
+                <w:rFonts w:ascii="Times New Roman" w:hAnsi="Times New Roman" w:cs="Times New Roman"/>
                 <w:sz w:val="22"/>
                 <w:szCs w:val="20"/>
                 <w:lang w:val="nl-NL"/>
@@ -3476,7 +3014,7 @@
               </w:tabs>
               <w:ind w:left="-11" w:right="-130"/>
               <w:rPr>
-                <w:rFonts w:ascii="Times New Roman" w:hAnsi="Times New Roman"/>
+                <w:rFonts w:ascii="Times New Roman" w:hAnsi="Times New Roman" w:cs="Times New Roman"/>
                 <w:sz w:val="22"/>
                 <w:szCs w:val="20"/>
                 <w:lang w:val="nl-NL"/>
@@ -3504,42 +3042,24 @@
               </w:tabs>
               <w:ind w:right="-130"/>
               <w:rPr>
-                <w:rFonts w:ascii="Times New Roman" w:hAnsi="Times New Roman"/>
-                <w:sz w:val="22"/>
-                <w:szCs w:val="20"/>
-                <w:lang w:val="nl-NL"/>
-              </w:rPr>
-            </w:pPr>
-            <w:r>
-              <w:rPr>
-                <w:rFonts w:ascii="Times New Roman" w:hAnsi="Times New Roman"/>
-                <w:sz w:val="22"/>
-                <w:szCs w:val="20"/>
-                <w:lang w:val="nl-NL"/>
-              </w:rPr>
-              <w:t xml:space="preserve"> Thay </w:t>
-            </w:r>
-            <w:r>
-              <w:rPr>
-                <w:rFonts w:ascii="Times New Roman" w:hAnsi="Times New Roman" w:hint="eastAsia"/>
-                <w:sz w:val="22"/>
-                <w:szCs w:val="20"/>
-                <w:lang w:val="nl-NL"/>
-              </w:rPr>
-              <w:t>đ</w:t>
-            </w:r>
-            <w:r>
-              <w:rPr>
-                <w:rFonts w:ascii="Times New Roman" w:hAnsi="Times New Roman"/>
-                <w:sz w:val="22"/>
-                <w:szCs w:val="20"/>
-                <w:lang w:val="nl-NL"/>
-              </w:rPr>
-              <w:t>ổi các bên (rút bớt</w:t>
-            </w:r>
-            <w:r>
-              <w:rPr>
-                <w:rFonts w:ascii="Times New Roman" w:hAnsi="Times New Roman"/>
+                <w:rFonts w:ascii="Times New Roman" w:hAnsi="Times New Roman" w:cs="Times New Roman"/>
+                <w:sz w:val="22"/>
+                <w:szCs w:val="20"/>
+                <w:lang w:val="nl-NL"/>
+              </w:rPr>
+            </w:pPr>
+            <w:r>
+              <w:rPr>
+                <w:rFonts w:ascii="Times New Roman" w:hAnsi="Times New Roman" w:cs="Times New Roman"/>
+                <w:sz w:val="22"/>
+                <w:szCs w:val="20"/>
+                <w:lang w:val="nl-NL"/>
+              </w:rPr>
+              <w:t xml:space="preserve"> Thay đổi các bên (rút bớt</w:t>
+            </w:r>
+            <w:r>
+              <w:rPr>
+                <w:rFonts w:ascii="Times New Roman" w:hAnsi="Times New Roman" w:cs="Times New Roman"/>
                 <w:sz w:val="22"/>
                 <w:szCs w:val="20"/>
                 <w:lang w:val="nl-NL"/>
@@ -3548,7 +3068,7 @@
             </w:r>
             <w:r>
               <w:rPr>
-                <w:rFonts w:ascii="Times New Roman" w:hAnsi="Times New Roman"/>
+                <w:rFonts w:ascii="Times New Roman" w:hAnsi="Times New Roman" w:cs="Times New Roman"/>
                 <w:sz w:val="22"/>
                 <w:szCs w:val="20"/>
                 <w:lang w:val="nl-NL"/>
@@ -3557,7 +3077,7 @@
             </w:r>
             <w:r>
               <w:rPr>
-                <w:rFonts w:ascii="Times New Roman" w:hAnsi="Times New Roman"/>
+                <w:rFonts w:ascii="Times New Roman" w:hAnsi="Times New Roman" w:cs="Times New Roman"/>
                 <w:sz w:val="22"/>
                 <w:szCs w:val="20"/>
                 <w:lang w:val="nl-NL"/>
@@ -3566,7 +3086,7 @@
             </w:r>
             <w:r>
               <w:rPr>
-                <w:rFonts w:ascii="Times New Roman" w:hAnsi="Times New Roman"/>
+                <w:rFonts w:ascii="Times New Roman" w:hAnsi="Times New Roman" w:cs="Times New Roman"/>
                 <w:sz w:val="22"/>
                 <w:szCs w:val="20"/>
                 <w:lang w:val="nl-NL"/>
@@ -3575,53 +3095,13 @@
             </w:r>
             <w:r>
               <w:rPr>
-                <w:rFonts w:ascii="Times New Roman" w:hAnsi="Times New Roman"/>
+                <w:rFonts w:ascii="Times New Roman" w:hAnsi="Times New Roman" w:cs="Times New Roman"/>
                 <w:i/>
                 <w:sz w:val="20"/>
                 <w:szCs w:val="18"/>
                 <w:lang w:val="nl-NL"/>
               </w:rPr>
-              <w:t xml:space="preserve">Kê khai tiếp tại </w:t>
-            </w:r>
-            <w:r>
-              <w:rPr>
-                <w:rFonts w:ascii="Times New Roman" w:hAnsi="Times New Roman" w:hint="eastAsia"/>
-                <w:i/>
-                <w:sz w:val="20"/>
-                <w:szCs w:val="18"/>
-                <w:lang w:val="nl-NL"/>
-              </w:rPr>
-              <w:t>đ</w:t>
-            </w:r>
-            <w:r>
-              <w:rPr>
-                <w:rFonts w:ascii="Times New Roman" w:hAnsi="Times New Roman"/>
-                <w:i/>
-                <w:sz w:val="20"/>
-                <w:szCs w:val="18"/>
-                <w:lang w:val="nl-NL"/>
-              </w:rPr>
-              <w:t xml:space="preserve">iểm 3.3 và/hoặc </w:t>
-            </w:r>
-            <w:r>
-              <w:rPr>
-                <w:rFonts w:ascii="Times New Roman" w:hAnsi="Times New Roman" w:hint="eastAsia"/>
-                <w:i/>
-                <w:sz w:val="20"/>
-                <w:szCs w:val="18"/>
-                <w:lang w:val="nl-NL"/>
-              </w:rPr>
-              <w:t>đ</w:t>
-            </w:r>
-            <w:r>
-              <w:rPr>
-                <w:rFonts w:ascii="Times New Roman" w:hAnsi="Times New Roman"/>
-                <w:i/>
-                <w:sz w:val="20"/>
-                <w:szCs w:val="18"/>
-                <w:lang w:val="nl-NL"/>
-              </w:rPr>
-              <w:t>iểm 3.4</w:t>
+              <w:t>Kê khai tiếp tại điểm 3.3 và/hoặc điểm 3.4</w:t>
             </w:r>
           </w:p>
         </w:tc>
@@ -3655,7 +3135,7 @@
               </w:tabs>
               <w:ind w:left="81"/>
               <w:rPr>
-                <w:rFonts w:ascii="Times New Roman" w:hAnsi="Times New Roman" w:cs=".VnArial Narrow"/>
+                <w:rFonts w:ascii="Times New Roman" w:hAnsi="Times New Roman"/>
                 <w:sz w:val="4"/>
                 <w:szCs w:val="4"/>
                 <w:lang w:val="nl-NL"/>
@@ -3663,7 +3143,7 @@
             </w:pPr>
             <w:r>
               <w:rPr>
-                <w:rFonts w:ascii="Times New Roman" w:hAnsi="Times New Roman" w:cs=".VnArial Narrow"/>
+                <w:rFonts w:ascii="Times New Roman" w:hAnsi="Times New Roman"/>
                 <w:sz w:val="4"/>
                 <w:szCs w:val="4"/>
                 <w:lang w:val="nl-NL"/>
@@ -3703,7 +3183,7 @@
               </w:tabs>
               <w:ind w:left="-11" w:right="-130"/>
               <w:rPr>
-                <w:rFonts w:ascii="Times New Roman" w:hAnsi="Times New Roman"/>
+                <w:rFonts w:ascii="Times New Roman" w:hAnsi="Times New Roman" w:cs="Times New Roman"/>
                 <w:sz w:val="22"/>
                 <w:szCs w:val="20"/>
                 <w:lang w:val="nl-NL"/>
@@ -3732,15 +3212,15 @@
               </w:tabs>
               <w:ind w:left="-11" w:right="-130"/>
               <w:rPr>
-                <w:rFonts w:ascii="Times New Roman" w:hAnsi="Times New Roman"/>
-                <w:sz w:val="22"/>
-                <w:szCs w:val="20"/>
-                <w:lang w:val="nl-NL"/>
-              </w:rPr>
-            </w:pPr>
-            <w:r>
-              <w:rPr>
-                <w:rFonts w:ascii="Times New Roman" w:hAnsi="Times New Roman"/>
+                <w:rFonts w:ascii="Times New Roman" w:hAnsi="Times New Roman" w:cs="Times New Roman"/>
+                <w:sz w:val="22"/>
+                <w:szCs w:val="20"/>
+                <w:lang w:val="nl-NL"/>
+              </w:rPr>
+            </w:pPr>
+            <w:r>
+              <w:rPr>
+                <w:rFonts w:ascii="Times New Roman" w:hAnsi="Times New Roman" w:cs="Times New Roman"/>
                 <w:sz w:val="22"/>
                 <w:szCs w:val="20"/>
                 <w:lang w:val="nl-NL"/>
@@ -3769,33 +3249,24 @@
               </w:tabs>
               <w:ind w:right="-130"/>
               <w:rPr>
-                <w:rFonts w:ascii="Times New Roman" w:hAnsi="Times New Roman"/>
-                <w:sz w:val="22"/>
-                <w:szCs w:val="20"/>
-                <w:lang w:val="nl-NL"/>
-              </w:rPr>
-            </w:pPr>
-            <w:r>
-              <w:rPr>
-                <w:rFonts w:ascii="Times New Roman" w:hAnsi="Times New Roman"/>
-                <w:sz w:val="22"/>
-                <w:szCs w:val="20"/>
-                <w:lang w:val="nl-NL"/>
-              </w:rPr>
-              <w:t xml:space="preserve"> Thay </w:t>
-            </w:r>
-            <w:r>
-              <w:rPr>
-                <w:rFonts w:ascii="Times New Roman" w:hAnsi="Times New Roman" w:hint="eastAsia"/>
-                <w:sz w:val="22"/>
-                <w:szCs w:val="20"/>
-                <w:lang w:val="nl-NL"/>
-              </w:rPr>
-              <w:t>đ</w:t>
-            </w:r>
-            <w:r>
-              <w:rPr>
-                <w:rFonts w:ascii="Times New Roman" w:hAnsi="Times New Roman"/>
+                <w:rFonts w:ascii="Times New Roman" w:hAnsi="Times New Roman" w:cs="Times New Roman"/>
+                <w:sz w:val="22"/>
+                <w:szCs w:val="20"/>
+                <w:lang w:val="nl-NL"/>
+              </w:rPr>
+            </w:pPr>
+            <w:r>
+              <w:rPr>
+                <w:rFonts w:ascii="Times New Roman" w:hAnsi="Times New Roman" w:cs="Times New Roman"/>
+                <w:sz w:val="22"/>
+                <w:szCs w:val="20"/>
+                <w:lang w:val="nl-NL"/>
+              </w:rPr>
+              <w:t xml:space="preserve"> Thay đ</w:t>
+            </w:r>
+            <w:r>
+              <w:rPr>
+                <w:rFonts w:ascii="Times New Roman" w:hAnsi="Times New Roman" w:cs="Times New Roman"/>
                 <w:sz w:val="22"/>
                 <w:szCs w:val="20"/>
                 <w:lang w:val="nl-NL"/>
@@ -3804,7 +3275,7 @@
             </w:r>
             <w:r>
               <w:rPr>
-                <w:rFonts w:ascii="Times New Roman" w:hAnsi="Times New Roman"/>
+                <w:rFonts w:ascii="Times New Roman" w:hAnsi="Times New Roman" w:cs="Times New Roman"/>
                 <w:sz w:val="22"/>
                 <w:szCs w:val="20"/>
                 <w:lang w:val="nl-NL"/>
@@ -3813,7 +3284,7 @@
             </w:r>
             <w:r>
               <w:rPr>
-                <w:rFonts w:ascii="Times New Roman" w:hAnsi="Times New Roman"/>
+                <w:rFonts w:ascii="Times New Roman" w:hAnsi="Times New Roman" w:cs="Times New Roman"/>
                 <w:sz w:val="22"/>
                 <w:szCs w:val="20"/>
                 <w:lang w:val="nl-NL"/>
@@ -3822,7 +3293,7 @@
             </w:r>
             <w:r>
               <w:rPr>
-                <w:rFonts w:ascii="Times New Roman" w:hAnsi="Times New Roman"/>
+                <w:rFonts w:ascii="Times New Roman" w:hAnsi="Times New Roman" w:cs="Times New Roman"/>
                 <w:sz w:val="22"/>
                 <w:szCs w:val="20"/>
                 <w:lang w:val="nl-NL"/>
@@ -3831,7 +3302,7 @@
             </w:r>
             <w:r>
               <w:rPr>
-                <w:rFonts w:ascii="Times New Roman" w:hAnsi="Times New Roman"/>
+                <w:rFonts w:ascii="Times New Roman" w:hAnsi="Times New Roman" w:cs="Times New Roman"/>
                 <w:sz w:val="22"/>
                 <w:szCs w:val="20"/>
                 <w:lang w:val="nl-NL"/>
@@ -3840,7 +3311,7 @@
             </w:r>
             <w:r>
               <w:rPr>
-                <w:rFonts w:ascii="Times New Roman" w:hAnsi="Times New Roman"/>
+                <w:rFonts w:ascii="Times New Roman" w:hAnsi="Times New Roman" w:cs="Times New Roman"/>
                 <w:i/>
                 <w:sz w:val="22"/>
                 <w:szCs w:val="20"/>
@@ -3850,53 +3321,13 @@
             </w:r>
             <w:r>
               <w:rPr>
-                <w:rFonts w:ascii="Times New Roman" w:hAnsi="Times New Roman"/>
+                <w:rFonts w:ascii="Times New Roman" w:hAnsi="Times New Roman" w:cs="Times New Roman"/>
                 <w:i/>
                 <w:sz w:val="20"/>
                 <w:szCs w:val="18"/>
                 <w:lang w:val="nl-NL"/>
               </w:rPr>
-              <w:t xml:space="preserve">ê khai tiếp tại </w:t>
-            </w:r>
-            <w:r>
-              <w:rPr>
-                <w:rFonts w:ascii="Times New Roman" w:hAnsi="Times New Roman" w:hint="eastAsia"/>
-                <w:i/>
-                <w:sz w:val="20"/>
-                <w:szCs w:val="18"/>
-                <w:lang w:val="nl-NL"/>
-              </w:rPr>
-              <w:t>đ</w:t>
-            </w:r>
-            <w:r>
-              <w:rPr>
-                <w:rFonts w:ascii="Times New Roman" w:hAnsi="Times New Roman"/>
-                <w:i/>
-                <w:sz w:val="20"/>
-                <w:szCs w:val="18"/>
-                <w:lang w:val="nl-NL"/>
-              </w:rPr>
-              <w:t xml:space="preserve">iểm 3.2 và/hoặc </w:t>
-            </w:r>
-            <w:r>
-              <w:rPr>
-                <w:rFonts w:ascii="Times New Roman" w:hAnsi="Times New Roman" w:hint="eastAsia"/>
-                <w:i/>
-                <w:sz w:val="20"/>
-                <w:szCs w:val="18"/>
-                <w:lang w:val="nl-NL"/>
-              </w:rPr>
-              <w:t>đ</w:t>
-            </w:r>
-            <w:r>
-              <w:rPr>
-                <w:rFonts w:ascii="Times New Roman" w:hAnsi="Times New Roman"/>
-                <w:i/>
-                <w:sz w:val="20"/>
-                <w:szCs w:val="18"/>
-                <w:lang w:val="nl-NL"/>
-              </w:rPr>
-              <w:t>iểm 3.4</w:t>
+              <w:t>ê khai tiếp tại điểm 3.2 và/hoặc điểm 3.4</w:t>
             </w:r>
           </w:p>
         </w:tc>
@@ -3930,7 +3361,7 @@
               </w:tabs>
               <w:ind w:left="81" w:right="125"/>
               <w:rPr>
-                <w:rFonts w:ascii="Times New Roman" w:hAnsi="Times New Roman" w:cs=".VnArial Narrow"/>
+                <w:rFonts w:ascii="Times New Roman" w:hAnsi="Times New Roman"/>
                 <w:sz w:val="4"/>
                 <w:szCs w:val="4"/>
                 <w:lang w:val="nl-NL"/>
@@ -3969,7 +3400,7 @@
               </w:tabs>
               <w:ind w:left="-11" w:right="-130"/>
               <w:rPr>
-                <w:rFonts w:ascii="Times New Roman" w:hAnsi="Times New Roman"/>
+                <w:rFonts w:ascii="Times New Roman" w:hAnsi="Times New Roman" w:cs="Times New Roman"/>
                 <w:sz w:val="22"/>
                 <w:szCs w:val="20"/>
                 <w:lang w:val="nl-NL"/>
@@ -3998,7 +3429,7 @@
               </w:tabs>
               <w:ind w:left="-11" w:right="-130"/>
               <w:rPr>
-                <w:rFonts w:ascii="Times New Roman" w:hAnsi="Times New Roman"/>
+                <w:rFonts w:ascii="Times New Roman" w:hAnsi="Times New Roman" w:cs="Times New Roman"/>
                 <w:sz w:val="22"/>
                 <w:szCs w:val="20"/>
                 <w:lang w:val="nl-NL"/>
@@ -4026,15 +3457,15 @@
               </w:tabs>
               <w:ind w:left="81" w:right="-130"/>
               <w:rPr>
-                <w:rFonts w:ascii="Times New Roman" w:hAnsi="Times New Roman"/>
-                <w:sz w:val="22"/>
-                <w:szCs w:val="20"/>
-                <w:lang w:val="nl-NL"/>
-              </w:rPr>
-            </w:pPr>
-            <w:r>
-              <w:rPr>
-                <w:rFonts w:ascii="Times New Roman" w:hAnsi="Times New Roman"/>
+                <w:rFonts w:ascii="Times New Roman" w:hAnsi="Times New Roman" w:cs="Times New Roman"/>
+                <w:sz w:val="22"/>
+                <w:szCs w:val="20"/>
+                <w:lang w:val="nl-NL"/>
+              </w:rPr>
+            </w:pPr>
+            <w:r>
+              <w:rPr>
+                <w:rFonts w:ascii="Times New Roman" w:hAnsi="Times New Roman" w:cs="Times New Roman"/>
                 <w:sz w:val="22"/>
                 <w:szCs w:val="20"/>
                 <w:lang w:val="nl-NL"/>
@@ -4043,7 +3474,7 @@
             </w:r>
             <w:r>
               <w:rPr>
-                <w:rFonts w:ascii="Times New Roman" w:hAnsi="Times New Roman"/>
+                <w:rFonts w:ascii="Times New Roman" w:hAnsi="Times New Roman" w:cs="Times New Roman"/>
                 <w:sz w:val="22"/>
                 <w:szCs w:val="20"/>
                 <w:lang w:val="nl-NL"/>
@@ -4052,7 +3483,7 @@
             </w:r>
             <w:r>
               <w:rPr>
-                <w:rFonts w:ascii="Times New Roman" w:hAnsi="Times New Roman"/>
+                <w:rFonts w:ascii="Times New Roman" w:hAnsi="Times New Roman" w:cs="Times New Roman"/>
                 <w:sz w:val="22"/>
                 <w:szCs w:val="20"/>
                 <w:lang w:val="nl-NL"/>
@@ -4061,37 +3492,17 @@
             </w:r>
             <w:r>
               <w:rPr>
-                <w:rFonts w:ascii="Times New Roman" w:hAnsi="Times New Roman"/>
+                <w:rFonts w:ascii="Times New Roman" w:hAnsi="Times New Roman" w:cs="Times New Roman"/>
                 <w:i/>
                 <w:sz w:val="20"/>
                 <w:szCs w:val="18"/>
                 <w:lang w:val="nl-NL"/>
               </w:rPr>
-              <w:t xml:space="preserve">Kê khai tiếp tại </w:t>
-            </w:r>
-            <w:r>
-              <w:rPr>
-                <w:rFonts w:ascii="Times New Roman" w:hAnsi="Times New Roman" w:hint="eastAsia"/>
-                <w:i/>
-                <w:sz w:val="20"/>
-                <w:szCs w:val="18"/>
-                <w:lang w:val="nl-NL"/>
-              </w:rPr>
-              <w:t>đ</w:t>
-            </w:r>
-            <w:r>
-              <w:rPr>
-                <w:rFonts w:ascii="Times New Roman" w:hAnsi="Times New Roman"/>
-                <w:i/>
-                <w:sz w:val="20"/>
-                <w:szCs w:val="18"/>
-                <w:lang w:val="nl-NL"/>
-              </w:rPr>
-              <w:t>iểm 3.4</w:t>
-            </w:r>
-            <w:r>
-              <w:rPr>
-                <w:rFonts w:ascii="Times New Roman" w:hAnsi="Times New Roman"/>
+              <w:t>Kê khai tiếp tại điểm 3.4</w:t>
+            </w:r>
+            <w:r>
+              <w:rPr>
+                <w:rFonts w:ascii="Times New Roman" w:hAnsi="Times New Roman" w:cs="Times New Roman"/>
                 <w:sz w:val="20"/>
                 <w:szCs w:val="18"/>
                 <w:lang w:val="nl-NL"/>
@@ -4128,7 +3539,7 @@
               </w:tabs>
               <w:ind w:left="3404" w:right="125" w:hanging="3404"/>
               <w:rPr>
-                <w:rFonts w:ascii="Times New Roman" w:hAnsi="Times New Roman" w:cs=".VnArial Narrow"/>
+                <w:rFonts w:ascii="Times New Roman" w:hAnsi="Times New Roman"/>
                 <w:sz w:val="4"/>
                 <w:szCs w:val="4"/>
                 <w:lang w:val="nl-NL"/>
@@ -4152,7 +3563,7 @@
               </w:tabs>
               <w:ind w:right="125"/>
               <w:rPr>
-                <w:rFonts w:ascii="Times New Roman" w:hAnsi="Times New Roman" w:cs=".VnArial Narrow"/>
+                <w:rFonts w:ascii="Times New Roman" w:hAnsi="Times New Roman"/>
                 <w:sz w:val="4"/>
                 <w:szCs w:val="4"/>
                 <w:lang w:val="nl-NL"/>
@@ -4174,7 +3585,7 @@
               </w:tabs>
               <w:ind w:left="81"/>
               <w:rPr>
-                <w:rFonts w:ascii="Times New Roman" w:hAnsi="Times New Roman" w:cs=".VnArial Narrow"/>
+                <w:rFonts w:ascii="Times New Roman" w:hAnsi="Times New Roman"/>
                 <w:sz w:val="4"/>
                 <w:szCs w:val="4"/>
                 <w:lang w:val="nl-NL"/>
@@ -4195,7 +3606,7 @@
               </w:tabs>
               <w:ind w:left="81"/>
               <w:rPr>
-                <w:rFonts w:ascii="Times New Roman" w:hAnsi="Times New Roman" w:cs=".VnArial Narrow"/>
+                <w:rFonts w:ascii="Times New Roman" w:hAnsi="Times New Roman"/>
                 <w:sz w:val="4"/>
                 <w:szCs w:val="4"/>
                 <w:lang w:val="nl-NL"/>
@@ -4219,7 +3630,7 @@
               </w:tabs>
               <w:ind w:left="81"/>
               <w:rPr>
-                <w:rFonts w:ascii="Times New Roman" w:hAnsi="Times New Roman" w:cs=".VnArial Narrow"/>
+                <w:rFonts w:ascii="Times New Roman" w:hAnsi="Times New Roman"/>
                 <w:sz w:val="4"/>
                 <w:szCs w:val="4"/>
                 <w:lang w:val="nl-NL"/>
@@ -4227,7 +3638,7 @@
             </w:pPr>
             <w:r>
               <w:rPr>
-                <w:rFonts w:ascii="Times New Roman" w:hAnsi="Times New Roman" w:cs=".VnArial Narrow"/>
+                <w:rFonts w:ascii="Times New Roman" w:hAnsi="Times New Roman"/>
                 <w:sz w:val="4"/>
                 <w:szCs w:val="4"/>
                 <w:lang w:val="nl-NL"/>
@@ -4267,7 +3678,7 @@
               </w:tabs>
               <w:ind w:left="-11" w:right="-130"/>
               <w:rPr>
-                <w:rFonts w:ascii="Times New Roman" w:hAnsi="Times New Roman"/>
+                <w:rFonts w:ascii="Times New Roman" w:hAnsi="Times New Roman" w:cs="Times New Roman"/>
                 <w:sz w:val="22"/>
                 <w:szCs w:val="20"/>
                 <w:lang w:val="nl-NL"/>
@@ -4296,7 +3707,7 @@
               </w:tabs>
               <w:ind w:left="-11" w:right="-130"/>
               <w:rPr>
-                <w:rFonts w:ascii="Times New Roman" w:hAnsi="Times New Roman"/>
+                <w:rFonts w:ascii="Times New Roman" w:hAnsi="Times New Roman" w:cs="Times New Roman"/>
                 <w:sz w:val="22"/>
                 <w:szCs w:val="20"/>
                 <w:lang w:val="nl-NL"/>
@@ -4324,7 +3735,7 @@
               </w:tabs>
               <w:ind w:left="81" w:right="-130"/>
               <w:rPr>
-                <w:rFonts w:ascii="Times New Roman" w:hAnsi="Times New Roman"/>
+                <w:rFonts w:ascii="Times New Roman" w:hAnsi="Times New Roman" w:cs="Times New Roman"/>
                 <w:i/>
                 <w:sz w:val="20"/>
                 <w:szCs w:val="18"/>
@@ -4333,52 +3744,16 @@
             </w:pPr>
             <w:r>
               <w:rPr>
-                <w:rFonts w:ascii="Times New Roman" w:hAnsi="Times New Roman"/>
-                <w:sz w:val="22"/>
-                <w:szCs w:val="20"/>
-                <w:lang w:val="nl-NL"/>
-              </w:rPr>
-              <w:t xml:space="preserve">Thay đổi các nội dung khác </w:t>
-            </w:r>
-            <w:r>
-              <w:rPr>
-                <w:rFonts w:ascii="Times New Roman" w:hAnsi="Times New Roman" w:hint="eastAsia"/>
-                <w:sz w:val="22"/>
-                <w:szCs w:val="20"/>
-                <w:lang w:val="nl-NL"/>
-              </w:rPr>
-              <w:t>đ</w:t>
-            </w:r>
-            <w:r>
-              <w:rPr>
-                <w:rFonts w:ascii="Times New Roman" w:hAnsi="Times New Roman"/>
-                <w:sz w:val="22"/>
-                <w:szCs w:val="20"/>
-                <w:lang w:val="nl-NL"/>
-              </w:rPr>
-              <w:t xml:space="preserve">ã </w:t>
-            </w:r>
-            <w:r>
-              <w:rPr>
-                <w:rFonts w:ascii="Times New Roman" w:hAnsi="Times New Roman" w:hint="eastAsia"/>
-                <w:sz w:val="22"/>
-                <w:szCs w:val="20"/>
-                <w:lang w:val="nl-NL"/>
-              </w:rPr>
-              <w:t>đă</w:t>
-            </w:r>
-            <w:r>
-              <w:rPr>
-                <w:rFonts w:ascii="Times New Roman" w:hAnsi="Times New Roman"/>
-                <w:sz w:val="22"/>
-                <w:szCs w:val="20"/>
-                <w:lang w:val="nl-NL"/>
-              </w:rPr>
-              <w:t xml:space="preserve">ng ký: </w:t>
-            </w:r>
-            <w:r>
-              <w:rPr>
-                <w:rFonts w:ascii="Times New Roman" w:hAnsi="Times New Roman"/>
+                <w:rFonts w:ascii="Times New Roman" w:hAnsi="Times New Roman" w:cs="Times New Roman"/>
+                <w:sz w:val="22"/>
+                <w:szCs w:val="20"/>
+                <w:lang w:val="nl-NL"/>
+              </w:rPr>
+              <w:t xml:space="preserve">Thay đổi các nội dung khác đã đăng ký: </w:t>
+            </w:r>
+            <w:r>
+              <w:rPr>
+                <w:rFonts w:ascii="Times New Roman" w:hAnsi="Times New Roman" w:cs="Times New Roman"/>
                 <w:sz w:val="22"/>
                 <w:szCs w:val="20"/>
                 <w:lang w:val="nl-NL"/>
@@ -4387,33 +3762,13 @@
             </w:r>
             <w:r>
               <w:rPr>
-                <w:rFonts w:ascii="Times New Roman" w:hAnsi="Times New Roman"/>
+                <w:rFonts w:ascii="Times New Roman" w:hAnsi="Times New Roman" w:cs="Times New Roman"/>
                 <w:i/>
                 <w:sz w:val="20"/>
                 <w:szCs w:val="18"/>
                 <w:lang w:val="nl-NL"/>
               </w:rPr>
-              <w:t xml:space="preserve">Kê khai tiếp tại </w:t>
-            </w:r>
-            <w:r>
-              <w:rPr>
-                <w:rFonts w:ascii="Times New Roman" w:hAnsi="Times New Roman" w:hint="eastAsia"/>
-                <w:i/>
-                <w:sz w:val="20"/>
-                <w:szCs w:val="18"/>
-                <w:lang w:val="nl-NL"/>
-              </w:rPr>
-              <w:t>đ</w:t>
-            </w:r>
-            <w:r>
-              <w:rPr>
-                <w:rFonts w:ascii="Times New Roman" w:hAnsi="Times New Roman"/>
-                <w:i/>
-                <w:sz w:val="20"/>
-                <w:szCs w:val="18"/>
-                <w:lang w:val="nl-NL"/>
-              </w:rPr>
-              <w:t>iểm 3.4</w:t>
+              <w:t>Kê khai tiếp tại điểm 3.4</w:t>
             </w:r>
           </w:p>
         </w:tc>
@@ -4448,7 +3803,7 @@
               </w:tabs>
               <w:ind w:right="122" w:firstLine="114"/>
               <w:rPr>
-                <w:rFonts w:ascii="Times New Roman" w:hAnsi="Times New Roman" w:cs=".VnArial Narrow"/>
+                <w:rFonts w:ascii="Times New Roman" w:hAnsi="Times New Roman"/>
                 <w:sz w:val="4"/>
                 <w:szCs w:val="4"/>
                 <w:lang w:val="nl-NL"/>
@@ -4487,7 +3842,7 @@
               <w:ind w:left="70" w:right="62"/>
               <w:jc w:val="both"/>
               <w:rPr>
-                <w:rFonts w:ascii="Times New Roman" w:hAnsi="Times New Roman"/>
+                <w:rFonts w:ascii="Times New Roman" w:hAnsi="Times New Roman" w:cs="Times New Roman"/>
                 <w:sz w:val="22"/>
                 <w:szCs w:val="20"/>
                 <w:lang w:val="nl-NL"/>
@@ -4504,7 +3859,7 @@
               <w:ind w:left="70" w:right="62"/>
               <w:jc w:val="both"/>
               <w:rPr>
-                <w:rFonts w:ascii="Times New Roman" w:hAnsi="Times New Roman"/>
+                <w:rFonts w:ascii="Times New Roman" w:hAnsi="Times New Roman" w:cs="Times New Roman"/>
                 <w:sz w:val="22"/>
                 <w:szCs w:val="20"/>
                 <w:lang w:val="nl-NL"/>
@@ -4521,7 +3876,7 @@
               <w:ind w:left="70" w:right="62"/>
               <w:jc w:val="both"/>
               <w:rPr>
-                <w:rFonts w:ascii="Times New Roman" w:hAnsi="Times New Roman"/>
+                <w:rFonts w:ascii="Times New Roman" w:hAnsi="Times New Roman" w:cs="Times New Roman"/>
                 <w:sz w:val="22"/>
                 <w:szCs w:val="20"/>
                 <w:lang w:val="nl-NL"/>
@@ -4538,7 +3893,7 @@
               <w:ind w:left="70" w:right="62"/>
               <w:jc w:val="both"/>
               <w:rPr>
-                <w:rFonts w:ascii="Times New Roman" w:hAnsi="Times New Roman"/>
+                <w:rFonts w:ascii="Times New Roman" w:hAnsi="Times New Roman" w:cs="Times New Roman"/>
                 <w:sz w:val="22"/>
                 <w:szCs w:val="20"/>
                 <w:lang w:val="nl-NL"/>
@@ -4555,7 +3910,7 @@
               <w:ind w:right="62"/>
               <w:jc w:val="both"/>
               <w:rPr>
-                <w:rFonts w:ascii="Times New Roman" w:hAnsi="Times New Roman"/>
+                <w:rFonts w:ascii="Times New Roman" w:hAnsi="Times New Roman" w:cs="Times New Roman"/>
                 <w:sz w:val="22"/>
                 <w:szCs w:val="20"/>
                 <w:lang w:val="nl-NL"/>
@@ -4572,7 +3927,7 @@
               <w:ind w:left="70" w:right="62"/>
               <w:jc w:val="both"/>
               <w:rPr>
-                <w:rFonts w:ascii="Times New Roman" w:hAnsi="Times New Roman"/>
+                <w:rFonts w:ascii="Times New Roman" w:hAnsi="Times New Roman" w:cs="Times New Roman"/>
                 <w:sz w:val="6"/>
                 <w:szCs w:val="6"/>
               </w:rPr>
@@ -4654,10 +4009,10 @@
             </w:tblPr>
             <w:tblGrid>
               <w:gridCol w:w="789"/>
-              <w:gridCol w:w="3609"/>
-              <w:gridCol w:w="1884"/>
-              <w:gridCol w:w="1757"/>
-              <w:gridCol w:w="1695"/>
+              <w:gridCol w:w="3585"/>
+              <w:gridCol w:w="1811"/>
+              <w:gridCol w:w="1732"/>
+              <w:gridCol w:w="1817"/>
             </w:tblGrid>
             <w:tr>
               <w:trPr>
@@ -4697,7 +4052,7 @@
                       <w:sz w:val="20"/>
                       <w:szCs w:val="20"/>
                     </w:rPr>
-                    <w:t>TT</w:t>
+                    <w:t>Stt</w:t>
                   </w:r>
                 </w:p>
               </w:tc>
@@ -5084,14 +4439,13 @@
                     <w:rPr>
                       <w:rFonts w:ascii="Times New Roman" w:hAnsi="Times New Roman"/>
                       <w:color w:val="FF0000"/>
-                      <w:sz w:val="20"/>
-                      <w:szCs w:val="20"/>
+                      <w:sz w:val="22"/>
+                      <w:szCs w:val="22"/>
                     </w:rPr>
                   </w:pPr>
                   <w:r>
                     <w:rPr>
                       <w:rFonts w:ascii="Times New Roman" w:hAnsi="Times New Roman"/>
-                      <w:color w:val="EE0000"/>
                       <w:sz w:val="20"/>
                       <w:szCs w:val="20"/>
                     </w:rPr>
@@ -5113,18 +4467,20 @@
                 </w:tcPr>
                 <w:p>
                   <w:pPr>
+                    <w:jc w:val="center"/>
                     <w:rPr>
                       <w:rFonts w:ascii="Times New Roman" w:hAnsi="Times New Roman"/>
                       <w:color w:val="FF0000"/>
-                      <w:sz w:val="20"/>
-                      <w:szCs w:val="20"/>
+                      <w:sz w:val="18"/>
+                      <w:szCs w:val="18"/>
                     </w:rPr>
                   </w:pPr>
                   <w:r>
                     <w:rPr>
                       <w:rFonts w:ascii="Times New Roman" w:hAnsi="Times New Roman"/>
                       <w:color w:val="EE0000"/>
-                      <w:szCs w:val="22"/>
+                      <w:sz w:val="18"/>
+                      <w:szCs w:val="18"/>
                     </w:rPr>
                     <w:t>{{description}}</w:t>
                   </w:r>
@@ -5149,15 +4505,16 @@
                     <w:rPr>
                       <w:rFonts w:ascii="Times New Roman" w:hAnsi="Times New Roman"/>
                       <w:color w:val="FF0000"/>
-                      <w:sz w:val="20"/>
-                      <w:szCs w:val="20"/>
+                      <w:sz w:val="22"/>
+                      <w:szCs w:val="22"/>
                     </w:rPr>
                   </w:pPr>
                   <w:r>
                     <w:rPr>
                       <w:rFonts w:ascii="Times New Roman" w:hAnsi="Times New Roman"/>
                       <w:color w:val="EE0000"/>
-                      <w:sz w:val="23"/>
+                      <w:sz w:val="22"/>
+                      <w:szCs w:val="22"/>
                     </w:rPr>
                     <w:t>{{manufacturer}}</w:t>
                   </w:r>
@@ -5178,36 +4535,22 @@
                 </w:tcPr>
                 <w:p>
                   <w:pPr>
+                    <w:jc w:val="center"/>
                     <w:rPr>
                       <w:rFonts w:ascii="Times New Roman" w:hAnsi="Times New Roman"/>
                       <w:color w:val="FF0000"/>
-                      <w:sz w:val="20"/>
-                      <w:szCs w:val="20"/>
+                      <w:sz w:val="22"/>
+                      <w:szCs w:val="22"/>
                     </w:rPr>
                   </w:pPr>
                   <w:r>
                     <w:rPr>
                       <w:rFonts w:ascii="Times New Roman" w:hAnsi="Times New Roman"/>
                       <w:color w:val="EE0000"/>
-                      <w:sz w:val="23"/>
-                    </w:rPr>
-                    <w:t>{{</w:t>
-                  </w:r>
-                  <w:r>
-                    <w:rPr>
-                      <w:rFonts w:ascii="Times New Roman" w:hAnsi="Times New Roman"/>
-                      <w:color w:val="EE0000"/>
+                      <w:sz w:val="22"/>
                       <w:szCs w:val="22"/>
                     </w:rPr>
-                    <w:t>chassis</w:t>
-                  </w:r>
-                  <w:r>
-                    <w:rPr>
-                      <w:rFonts w:ascii="Times New Roman" w:hAnsi="Times New Roman"/>
-                      <w:color w:val="EE0000"/>
-                      <w:sz w:val="23"/>
-                    </w:rPr>
-                    <w:t>}}</w:t>
+                    <w:t>{{chassis}}</w:t>
                   </w:r>
                 </w:p>
               </w:tc>
@@ -5226,23 +4569,20 @@
                 </w:tcPr>
                 <w:p>
                   <w:pPr>
+                    <w:jc w:val="center"/>
                     <w:rPr>
                       <w:rFonts w:ascii="Times New Roman" w:hAnsi="Times New Roman"/>
-                      <w:i/>
-                      <w:iCs/>
                       <w:color w:val="FF0000"/>
-                      <w:sz w:val="20"/>
-                      <w:szCs w:val="20"/>
+                      <w:sz w:val="22"/>
+                      <w:szCs w:val="22"/>
                     </w:rPr>
                   </w:pPr>
                   <w:r>
                     <w:rPr>
                       <w:rFonts w:ascii="Times New Roman" w:hAnsi="Times New Roman"/>
-                      <w:i/>
-                      <w:iCs/>
                       <w:color w:val="EE0000"/>
-                      <w:sz w:val="20"/>
-                      <w:szCs w:val="20"/>
+                      <w:sz w:val="22"/>
+                      <w:szCs w:val="22"/>
                     </w:rPr>
                     <w:t>Là tài sản bổ sung</w:t>
                   </w:r>
@@ -5339,25 +4679,7 @@
                 <w:szCs w:val="20"/>
                 <w:lang w:val="nl-NL"/>
               </w:rPr>
-              <w:t xml:space="preserve">3.3. Kê khai bên tham gia giao dịch bảo </w:t>
-            </w:r>
-            <w:r>
-              <w:rPr>
-                <w:rFonts w:ascii="Times New Roman" w:hAnsi="Times New Roman" w:hint="eastAsia"/>
-                <w:sz w:val="22"/>
-                <w:szCs w:val="20"/>
-                <w:lang w:val="nl-NL"/>
-              </w:rPr>
-              <w:t>đ</w:t>
-            </w:r>
-            <w:r>
-              <w:rPr>
-                <w:rFonts w:ascii="Times New Roman" w:hAnsi="Times New Roman"/>
-                <w:sz w:val="22"/>
-                <w:szCs w:val="20"/>
-                <w:lang w:val="nl-NL"/>
-              </w:rPr>
-              <w:t xml:space="preserve">ảm mới </w:t>
+              <w:t xml:space="preserve">3.3. Kê khai bên tham gia giao dịch bảo đảm mới </w:t>
             </w:r>
             <w:r>
               <w:rPr>
@@ -5391,7 +4713,7 @@
             </w:r>
             <w:r>
               <w:rPr>
-                <w:rFonts w:ascii="Times New Roman" w:hAnsi="Times New Roman" w:cs=".VnArial"/>
+                <w:rFonts w:ascii="Times New Roman" w:hAnsi="Times New Roman"/>
                 <w:sz w:val="22"/>
                 <w:szCs w:val="18"/>
                 <w:bdr w:val="single" w:sz="4" w:space="0" w:color="auto"/>
@@ -5401,30 +4723,12 @@
             </w:r>
             <w:r>
               <w:rPr>
-                <w:rFonts w:ascii="Times New Roman" w:hAnsi="Times New Roman" w:cs=".VnArial"/>
-                <w:sz w:val="22"/>
-                <w:szCs w:val="20"/>
-                <w:lang w:val="nl-NL"/>
-              </w:rPr>
-              <w:t xml:space="preserve"> Bên bảo </w:t>
-            </w:r>
-            <w:r>
-              <w:rPr>
-                <w:rFonts w:ascii="Times New Roman" w:hAnsi="Times New Roman" w:cs=".VnArial" w:hint="eastAsia"/>
-                <w:sz w:val="22"/>
-                <w:szCs w:val="20"/>
-                <w:lang w:val="nl-NL"/>
-              </w:rPr>
-              <w:t>đ</w:t>
-            </w:r>
-            <w:r>
-              <w:rPr>
-                <w:rFonts w:ascii="Times New Roman" w:hAnsi="Times New Roman" w:cs=".VnArial"/>
-                <w:sz w:val="22"/>
-                <w:szCs w:val="20"/>
-                <w:lang w:val="nl-NL"/>
-              </w:rPr>
-              <w:t>ảm</w:t>
+                <w:rFonts w:ascii="Times New Roman" w:hAnsi="Times New Roman"/>
+                <w:sz w:val="22"/>
+                <w:szCs w:val="20"/>
+                <w:lang w:val="nl-NL"/>
+              </w:rPr>
+              <w:t xml:space="preserve"> Bên bảo đảm</w:t>
             </w:r>
             <w:r>
               <w:rPr>
@@ -5438,7 +4742,7 @@
             </w:r>
             <w:r>
               <w:rPr>
-                <w:rFonts w:ascii="Times New Roman" w:hAnsi="Times New Roman" w:cs=".VnArial"/>
+                <w:rFonts w:ascii="Times New Roman" w:hAnsi="Times New Roman"/>
                 <w:sz w:val="22"/>
                 <w:szCs w:val="18"/>
                 <w:bdr w:val="single" w:sz="4" w:space="0" w:color="auto"/>
@@ -5448,7 +4752,7 @@
             </w:r>
             <w:r>
               <w:rPr>
-                <w:rFonts w:ascii="Times New Roman" w:hAnsi="Times New Roman" w:cs=".VnArial"/>
+                <w:rFonts w:ascii="Times New Roman" w:hAnsi="Times New Roman"/>
                 <w:sz w:val="22"/>
                 <w:szCs w:val="20"/>
                 <w:lang w:val="nl-NL"/>
@@ -5463,27 +4767,7 @@
                 <w:szCs w:val="20"/>
                 <w:lang w:val="nl-NL"/>
               </w:rPr>
-              <w:t xml:space="preserve">Bên nhận bảo </w:t>
-            </w:r>
-            <w:r>
-              <w:rPr>
-                <w:rFonts w:ascii="Times New Roman" w:hAnsi="Times New Roman" w:hint="eastAsia"/>
-                <w:spacing w:val="-12"/>
-                <w:sz w:val="22"/>
-                <w:szCs w:val="20"/>
-                <w:lang w:val="nl-NL"/>
-              </w:rPr>
-              <w:t>đ</w:t>
-            </w:r>
-            <w:r>
-              <w:rPr>
-                <w:rFonts w:ascii="Times New Roman" w:hAnsi="Times New Roman"/>
-                <w:spacing w:val="-12"/>
-                <w:sz w:val="22"/>
-                <w:szCs w:val="20"/>
-                <w:lang w:val="nl-NL"/>
-              </w:rPr>
-              <w:t xml:space="preserve">ảm </w:t>
+              <w:t xml:space="preserve">Bên nhận bảo đảm </w:t>
             </w:r>
           </w:p>
         </w:tc>
@@ -5515,7 +4799,7 @@
               <w:spacing w:line="300" w:lineRule="exact"/>
               <w:ind w:left="-18" w:right="-130"/>
               <w:rPr>
-                <w:rFonts w:ascii="Times New Roman" w:hAnsi="Times New Roman"/>
+                <w:rFonts w:ascii="Times New Roman" w:hAnsi="Times New Roman" w:cs="Times New Roman"/>
                 <w:i/>
                 <w:iCs/>
                 <w:sz w:val="22"/>
@@ -5525,52 +4809,16 @@
             </w:pPr>
             <w:r>
               <w:rPr>
-                <w:rFonts w:ascii="Times New Roman" w:hAnsi="Times New Roman"/>
-                <w:sz w:val="22"/>
-                <w:szCs w:val="20"/>
-                <w:lang w:val="nl-NL"/>
-              </w:rPr>
-              <w:t xml:space="preserve">Tên </w:t>
-            </w:r>
-            <w:r>
-              <w:rPr>
-                <w:rFonts w:ascii="Times New Roman" w:hAnsi="Times New Roman" w:hint="eastAsia"/>
-                <w:sz w:val="22"/>
-                <w:szCs w:val="20"/>
-                <w:lang w:val="nl-NL"/>
-              </w:rPr>
-              <w:t>đ</w:t>
-            </w:r>
-            <w:r>
-              <w:rPr>
-                <w:rFonts w:ascii="Times New Roman" w:hAnsi="Times New Roman"/>
-                <w:sz w:val="22"/>
-                <w:szCs w:val="20"/>
-                <w:lang w:val="nl-NL"/>
-              </w:rPr>
-              <w:t xml:space="preserve">ầy </w:t>
-            </w:r>
-            <w:r>
-              <w:rPr>
-                <w:rFonts w:ascii="Times New Roman" w:hAnsi="Times New Roman" w:hint="eastAsia"/>
-                <w:sz w:val="22"/>
-                <w:szCs w:val="20"/>
-                <w:lang w:val="nl-NL"/>
-              </w:rPr>
-              <w:t>đ</w:t>
-            </w:r>
-            <w:r>
-              <w:rPr>
-                <w:rFonts w:ascii="Times New Roman" w:hAnsi="Times New Roman"/>
-                <w:sz w:val="22"/>
-                <w:szCs w:val="20"/>
-                <w:lang w:val="nl-NL"/>
-              </w:rPr>
-              <w:t xml:space="preserve">ủ </w:t>
-            </w:r>
-            <w:r>
-              <w:rPr>
-                <w:rFonts w:ascii="Times New Roman" w:hAnsi="Times New Roman"/>
+                <w:rFonts w:ascii="Times New Roman" w:hAnsi="Times New Roman" w:cs="Times New Roman"/>
+                <w:sz w:val="22"/>
+                <w:szCs w:val="20"/>
+                <w:lang w:val="nl-NL"/>
+              </w:rPr>
+              <w:t xml:space="preserve">Tên đầy đủ </w:t>
+            </w:r>
+            <w:r>
+              <w:rPr>
+                <w:rFonts w:ascii="Times New Roman" w:hAnsi="Times New Roman" w:cs="Times New Roman"/>
                 <w:i/>
                 <w:iCs/>
                 <w:sz w:val="20"/>
@@ -5581,7 +4829,7 @@
             </w:r>
             <w:r>
               <w:rPr>
-                <w:rFonts w:ascii="Times New Roman" w:hAnsi="Times New Roman"/>
+                <w:rFonts w:ascii="Times New Roman" w:hAnsi="Times New Roman" w:cs="Times New Roman"/>
                 <w:i/>
                 <w:iCs/>
                 <w:sz w:val="22"/>
@@ -5592,7 +4840,7 @@
             </w:r>
             <w:r>
               <w:rPr>
-                <w:rFonts w:ascii="Times New Roman" w:hAnsi="Times New Roman"/>
+                <w:rFonts w:ascii="Times New Roman" w:hAnsi="Times New Roman" w:cs="Times New Roman"/>
                 <w:sz w:val="22"/>
                 <w:szCs w:val="20"/>
                 <w:lang w:val="nl-NL"/>
@@ -5610,7 +4858,7 @@
               <w:spacing w:line="300" w:lineRule="exact"/>
               <w:ind w:left="-18" w:right="-130"/>
               <w:rPr>
-                <w:rFonts w:ascii="Times New Roman" w:hAnsi="Times New Roman"/>
+                <w:rFonts w:ascii="Times New Roman" w:hAnsi="Times New Roman" w:cs="Times New Roman"/>
                 <w:i/>
                 <w:iCs/>
                 <w:sz w:val="22"/>
@@ -5620,7 +4868,7 @@
             </w:pPr>
             <w:r>
               <w:rPr>
-                <w:rFonts w:ascii="Times New Roman" w:hAnsi="Times New Roman"/>
+                <w:rFonts w:ascii="Times New Roman" w:hAnsi="Times New Roman" w:cs="Times New Roman"/>
                 <w:sz w:val="22"/>
                 <w:szCs w:val="20"/>
                 <w:lang w:val="nl-NL"/>
@@ -5638,7 +4886,7 @@
               <w:spacing w:line="300" w:lineRule="exact"/>
               <w:ind w:left="-18" w:right="-130"/>
               <w:rPr>
-                <w:rFonts w:ascii="Times New Roman" w:hAnsi="Times New Roman"/>
+                <w:rFonts w:ascii="Times New Roman" w:hAnsi="Times New Roman" w:cs="Times New Roman"/>
                 <w:sz w:val="22"/>
                 <w:szCs w:val="16"/>
                 <w:lang w:val="nl-NL"/>
@@ -5646,7 +4894,7 @@
             </w:pPr>
             <w:r>
               <w:rPr>
-                <w:rFonts w:ascii="Times New Roman" w:hAnsi="Times New Roman"/>
+                <w:rFonts w:ascii="Times New Roman" w:hAnsi="Times New Roman" w:cs="Times New Roman"/>
                 <w:sz w:val="22"/>
                 <w:szCs w:val="20"/>
                 <w:lang w:val="nl-NL"/>
@@ -5655,7 +4903,7 @@
             </w:r>
             <w:r>
               <w:rPr>
-                <w:rFonts w:ascii="Times New Roman" w:hAnsi="Times New Roman"/>
+                <w:rFonts w:ascii="Times New Roman" w:hAnsi="Times New Roman" w:cs="Times New Roman"/>
                 <w:i/>
                 <w:iCs/>
                 <w:sz w:val="20"/>
@@ -5666,7 +4914,7 @@
             </w:r>
             <w:r>
               <w:rPr>
-                <w:rFonts w:ascii="Times New Roman" w:hAnsi="Times New Roman"/>
+                <w:rFonts w:ascii="Times New Roman" w:hAnsi="Times New Roman" w:cs="Times New Roman"/>
                 <w:b/>
                 <w:bCs/>
                 <w:sz w:val="22"/>
@@ -5677,7 +4925,7 @@
             </w:r>
             <w:r>
               <w:rPr>
-                <w:rFonts w:ascii="Times New Roman" w:hAnsi="Times New Roman"/>
+                <w:rFonts w:ascii="Times New Roman" w:hAnsi="Times New Roman" w:cs="Times New Roman"/>
                 <w:sz w:val="22"/>
                 <w:szCs w:val="20"/>
                 <w:lang w:val="nl-NL"/>
@@ -5695,15 +4943,15 @@
               <w:spacing w:line="300" w:lineRule="exact"/>
               <w:ind w:left="-18" w:right="-130"/>
               <w:rPr>
-                <w:rFonts w:ascii="Times New Roman" w:hAnsi="Times New Roman"/>
-                <w:sz w:val="22"/>
-                <w:szCs w:val="20"/>
-                <w:lang w:val="nl-NL"/>
-              </w:rPr>
-            </w:pPr>
-            <w:r>
-              <w:rPr>
-                <w:rFonts w:ascii="Times New Roman" w:hAnsi="Times New Roman"/>
+                <w:rFonts w:ascii="Times New Roman" w:hAnsi="Times New Roman" w:cs="Times New Roman"/>
+                <w:sz w:val="22"/>
+                <w:szCs w:val="20"/>
+                <w:lang w:val="nl-NL"/>
+              </w:rPr>
+            </w:pPr>
+            <w:r>
+              <w:rPr>
+                <w:rFonts w:ascii="Times New Roman" w:hAnsi="Times New Roman" w:cs="Times New Roman"/>
                 <w:sz w:val="22"/>
                 <w:szCs w:val="20"/>
                 <w:lang w:val="nl-NL"/>
@@ -5712,7 +4960,7 @@
             </w:r>
             <w:r>
               <w:rPr>
-                <w:rFonts w:ascii="Times New Roman" w:hAnsi="Times New Roman"/>
+                <w:rFonts w:ascii="Times New Roman" w:hAnsi="Times New Roman" w:cs="Times New Roman"/>
                 <w:sz w:val="22"/>
                 <w:szCs w:val="20"/>
                 <w:lang w:val="nl-NL"/>
@@ -5730,15 +4978,15 @@
               <w:spacing w:line="300" w:lineRule="exact"/>
               <w:ind w:left="-18" w:right="-130"/>
               <w:rPr>
-                <w:rFonts w:ascii="Times New Roman" w:hAnsi="Times New Roman"/>
-                <w:sz w:val="22"/>
-                <w:szCs w:val="20"/>
-                <w:lang w:val="nl-NL"/>
-              </w:rPr>
-            </w:pPr>
-            <w:r>
-              <w:rPr>
-                <w:rFonts w:ascii="Times New Roman" w:hAnsi="Times New Roman"/>
+                <w:rFonts w:ascii="Times New Roman" w:hAnsi="Times New Roman" w:cs="Times New Roman"/>
+                <w:sz w:val="22"/>
+                <w:szCs w:val="20"/>
+                <w:lang w:val="nl-NL"/>
+              </w:rPr>
+            </w:pPr>
+            <w:r>
+              <w:rPr>
+                <w:rFonts w:ascii="Times New Roman" w:hAnsi="Times New Roman" w:cs="Times New Roman"/>
                 <w:sz w:val="22"/>
                 <w:szCs w:val="20"/>
                 <w:lang w:val="nl-NL"/>
@@ -6051,15 +5299,15 @@
               <w:spacing w:line="280" w:lineRule="exact"/>
               <w:ind w:left="69" w:right="-130"/>
               <w:rPr>
-                <w:rFonts w:ascii="Times New Roman" w:hAnsi="Times New Roman"/>
-                <w:sz w:val="22"/>
-                <w:szCs w:val="20"/>
-                <w:lang w:val="nl-NL"/>
-              </w:rPr>
-            </w:pPr>
-            <w:r>
-              <w:rPr>
-                <w:rFonts w:ascii="Times New Roman" w:hAnsi="Times New Roman"/>
+                <w:rFonts w:ascii="Times New Roman" w:hAnsi="Times New Roman" w:cs="Times New Roman"/>
+                <w:sz w:val="22"/>
+                <w:szCs w:val="20"/>
+                <w:lang w:val="nl-NL"/>
+              </w:rPr>
+            </w:pPr>
+            <w:r>
+              <w:rPr>
+                <w:rFonts w:ascii="Times New Roman" w:hAnsi="Times New Roman" w:cs="Times New Roman"/>
                 <w:sz w:val="22"/>
                 <w:szCs w:val="20"/>
                 <w:lang w:val="nl-NL"/>
@@ -6101,7 +5349,7 @@
               </w:tabs>
               <w:ind w:right="-130"/>
               <w:rPr>
-                <w:rFonts w:ascii="Times New Roman" w:hAnsi="Times New Roman"/>
+                <w:rFonts w:ascii="Times New Roman" w:hAnsi="Times New Roman" w:cs="Times New Roman"/>
                 <w:szCs w:val="20"/>
                 <w:lang w:val="nl-NL"/>
               </w:rPr>
@@ -6208,29 +5456,7 @@
                 <w:szCs w:val="20"/>
                 <w:lang w:val="nl-NL"/>
               </w:rPr>
-              <w:t xml:space="preserve">Kèm theo </w:t>
-            </w:r>
-            <w:r>
-              <w:rPr>
-                <w:rFonts w:ascii="Times New Roman" w:hAnsi="Times New Roman" w:hint="eastAsia"/>
-                <w:b/>
-                <w:bCs/>
-                <w:sz w:val="22"/>
-                <w:szCs w:val="20"/>
-                <w:lang w:val="nl-NL"/>
-              </w:rPr>
-              <w:t>đơ</w:t>
-            </w:r>
-            <w:r>
-              <w:rPr>
-                <w:rFonts w:ascii="Times New Roman" w:hAnsi="Times New Roman"/>
-                <w:b/>
-                <w:bCs/>
-                <w:sz w:val="22"/>
-                <w:szCs w:val="20"/>
-                <w:lang w:val="nl-NL"/>
-              </w:rPr>
-              <w:t>n yêu cầu gồm có:</w:t>
+              <w:t>Kèm theo đơn yêu cầu gồm có:</w:t>
             </w:r>
           </w:p>
         </w:tc>
@@ -7379,29 +6605,7 @@
                 <w:szCs w:val="20"/>
                 <w:lang w:val="nl-NL"/>
               </w:rPr>
-              <w:t>V</w:t>
-            </w:r>
-            <w:r>
-              <w:rPr>
-                <w:rFonts w:ascii="Times New Roman" w:hAnsi="Times New Roman" w:hint="eastAsia"/>
-                <w:i/>
-                <w:iCs/>
-                <w:sz w:val="22"/>
-                <w:szCs w:val="20"/>
-                <w:lang w:val="nl-NL"/>
-              </w:rPr>
-              <w:t>ă</w:t>
-            </w:r>
-            <w:r>
-              <w:rPr>
-                <w:rFonts w:ascii="Times New Roman" w:hAnsi="Times New Roman"/>
-                <w:i/>
-                <w:iCs/>
-                <w:sz w:val="22"/>
-                <w:szCs w:val="20"/>
-                <w:lang w:val="nl-NL"/>
-              </w:rPr>
-              <w:t>n bản ủy quyền</w:t>
+              <w:t>Văn bản ủy quyền</w:t>
             </w:r>
             <w:r>
               <w:rPr>
@@ -7901,29 +7105,7 @@
                 <w:szCs w:val="20"/>
                 <w:lang w:val="nl-NL"/>
               </w:rPr>
-              <w:t xml:space="preserve">Chứng từ nộp lệ phí </w:t>
-            </w:r>
-            <w:r>
-              <w:rPr>
-                <w:rFonts w:ascii="Times New Roman" w:hAnsi="Times New Roman" w:hint="eastAsia"/>
-                <w:i/>
-                <w:iCs/>
-                <w:sz w:val="22"/>
-                <w:szCs w:val="20"/>
-                <w:lang w:val="nl-NL"/>
-              </w:rPr>
-              <w:t>đă</w:t>
-            </w:r>
-            <w:r>
-              <w:rPr>
-                <w:rFonts w:ascii="Times New Roman" w:hAnsi="Times New Roman"/>
-                <w:i/>
-                <w:iCs/>
-                <w:sz w:val="22"/>
-                <w:szCs w:val="20"/>
-                <w:lang w:val="nl-NL"/>
-              </w:rPr>
-              <w:t xml:space="preserve">ng ký, phí yêu cầu cung cấp thông tin </w:t>
+              <w:t xml:space="preserve">Chứng từ nộp lệ phí đăng ký, phí yêu cầu cung cấp thông tin </w:t>
             </w:r>
           </w:p>
         </w:tc>
@@ -8185,215 +7367,7 @@
                 <w:szCs w:val="22"/>
                 <w:lang w:val="nl-NL"/>
               </w:rPr>
-              <w:t>Ng</w:t>
-            </w:r>
-            <w:r>
-              <w:rPr>
-                <w:rFonts w:ascii="Times New Roman" w:hAnsi="Times New Roman" w:hint="eastAsia"/>
-                <w:b/>
-                <w:bCs/>
-                <w:i/>
-                <w:iCs/>
-                <w:sz w:val="22"/>
-                <w:szCs w:val="22"/>
-                <w:lang w:val="nl-NL"/>
-              </w:rPr>
-              <w:t>ư</w:t>
-            </w:r>
-            <w:r>
-              <w:rPr>
-                <w:rFonts w:ascii="Times New Roman" w:hAnsi="Times New Roman"/>
-                <w:b/>
-                <w:bCs/>
-                <w:i/>
-                <w:iCs/>
-                <w:sz w:val="22"/>
-                <w:szCs w:val="22"/>
-                <w:lang w:val="nl-NL"/>
-              </w:rPr>
-              <w:t xml:space="preserve">ời yêu cầu </w:t>
-            </w:r>
-            <w:r>
-              <w:rPr>
-                <w:rFonts w:ascii="Times New Roman" w:hAnsi="Times New Roman" w:hint="eastAsia"/>
-                <w:b/>
-                <w:bCs/>
-                <w:i/>
-                <w:iCs/>
-                <w:sz w:val="22"/>
-                <w:szCs w:val="22"/>
-                <w:lang w:val="nl-NL"/>
-              </w:rPr>
-              <w:t>đă</w:t>
-            </w:r>
-            <w:r>
-              <w:rPr>
-                <w:rFonts w:ascii="Times New Roman" w:hAnsi="Times New Roman"/>
-                <w:b/>
-                <w:bCs/>
-                <w:i/>
-                <w:iCs/>
-                <w:sz w:val="22"/>
-                <w:szCs w:val="22"/>
-                <w:lang w:val="nl-NL"/>
-              </w:rPr>
-              <w:t xml:space="preserve">ng ký cam </w:t>
-            </w:r>
-            <w:r>
-              <w:rPr>
-                <w:rFonts w:ascii="Times New Roman" w:hAnsi="Times New Roman" w:hint="eastAsia"/>
-                <w:b/>
-                <w:bCs/>
-                <w:i/>
-                <w:iCs/>
-                <w:sz w:val="22"/>
-                <w:szCs w:val="22"/>
-                <w:lang w:val="nl-NL"/>
-              </w:rPr>
-              <w:t>đ</w:t>
-            </w:r>
-            <w:r>
-              <w:rPr>
-                <w:rFonts w:ascii="Times New Roman" w:hAnsi="Times New Roman"/>
-                <w:b/>
-                <w:bCs/>
-                <w:i/>
-                <w:iCs/>
-                <w:sz w:val="22"/>
-                <w:szCs w:val="22"/>
-                <w:lang w:val="nl-NL"/>
-              </w:rPr>
-              <w:t xml:space="preserve">oan những thông tin </w:t>
-            </w:r>
-            <w:r>
-              <w:rPr>
-                <w:rFonts w:ascii="Times New Roman" w:hAnsi="Times New Roman" w:hint="eastAsia"/>
-                <w:b/>
-                <w:bCs/>
-                <w:i/>
-                <w:iCs/>
-                <w:sz w:val="22"/>
-                <w:szCs w:val="22"/>
-                <w:lang w:val="nl-NL"/>
-              </w:rPr>
-              <w:t>đư</w:t>
-            </w:r>
-            <w:r>
-              <w:rPr>
-                <w:rFonts w:ascii="Times New Roman" w:hAnsi="Times New Roman"/>
-                <w:b/>
-                <w:bCs/>
-                <w:i/>
-                <w:iCs/>
-                <w:sz w:val="22"/>
-                <w:szCs w:val="22"/>
-                <w:lang w:val="nl-NL"/>
-              </w:rPr>
-              <w:t xml:space="preserve">ợc kê khai trong </w:t>
-            </w:r>
-            <w:r>
-              <w:rPr>
-                <w:rFonts w:ascii="Times New Roman" w:hAnsi="Times New Roman" w:hint="eastAsia"/>
-                <w:b/>
-                <w:bCs/>
-                <w:i/>
-                <w:iCs/>
-                <w:sz w:val="22"/>
-                <w:szCs w:val="22"/>
-                <w:lang w:val="nl-NL"/>
-              </w:rPr>
-              <w:t>đơ</w:t>
-            </w:r>
-            <w:r>
-              <w:rPr>
-                <w:rFonts w:ascii="Times New Roman" w:hAnsi="Times New Roman"/>
-                <w:b/>
-                <w:bCs/>
-                <w:i/>
-                <w:iCs/>
-                <w:sz w:val="22"/>
-                <w:szCs w:val="22"/>
-                <w:lang w:val="nl-NL"/>
-              </w:rPr>
-              <w:t xml:space="preserve">n yêu cầu </w:t>
-            </w:r>
-            <w:r>
-              <w:rPr>
-                <w:rFonts w:ascii="Times New Roman" w:hAnsi="Times New Roman" w:hint="eastAsia"/>
-                <w:b/>
-                <w:bCs/>
-                <w:i/>
-                <w:iCs/>
-                <w:sz w:val="22"/>
-                <w:szCs w:val="22"/>
-                <w:lang w:val="nl-NL"/>
-              </w:rPr>
-              <w:t>đă</w:t>
-            </w:r>
-            <w:r>
-              <w:rPr>
-                <w:rFonts w:ascii="Times New Roman" w:hAnsi="Times New Roman"/>
-                <w:b/>
-                <w:bCs/>
-                <w:i/>
-                <w:iCs/>
-                <w:sz w:val="22"/>
-                <w:szCs w:val="22"/>
-                <w:lang w:val="nl-NL"/>
-              </w:rPr>
-              <w:t>ng ký này là trung thực và hoàn toàn chịu trách nhiệm tr</w:t>
-            </w:r>
-            <w:r>
-              <w:rPr>
-                <w:rFonts w:ascii="Times New Roman" w:hAnsi="Times New Roman" w:hint="eastAsia"/>
-                <w:b/>
-                <w:bCs/>
-                <w:i/>
-                <w:iCs/>
-                <w:sz w:val="22"/>
-                <w:szCs w:val="22"/>
-                <w:lang w:val="nl-NL"/>
-              </w:rPr>
-              <w:t>ư</w:t>
-            </w:r>
-            <w:r>
-              <w:rPr>
-                <w:rFonts w:ascii="Times New Roman" w:hAnsi="Times New Roman"/>
-                <w:b/>
-                <w:bCs/>
-                <w:i/>
-                <w:iCs/>
-                <w:sz w:val="22"/>
-                <w:szCs w:val="22"/>
-                <w:lang w:val="nl-NL"/>
-              </w:rPr>
-              <w:t xml:space="preserve">ớc pháp luật về các thông tin </w:t>
-            </w:r>
-            <w:r>
-              <w:rPr>
-                <w:rFonts w:ascii="Times New Roman" w:hAnsi="Times New Roman" w:hint="eastAsia"/>
-                <w:b/>
-                <w:bCs/>
-                <w:i/>
-                <w:iCs/>
-                <w:sz w:val="22"/>
-                <w:szCs w:val="22"/>
-                <w:lang w:val="nl-NL"/>
-              </w:rPr>
-              <w:t>đã</w:t>
-            </w:r>
-            <w:r>
-              <w:rPr>
-                <w:rFonts w:ascii="Times New Roman" w:hAnsi="Times New Roman"/>
-                <w:b/>
-                <w:bCs/>
-                <w:i/>
-                <w:iCs/>
-                <w:sz w:val="22"/>
-                <w:szCs w:val="22"/>
-                <w:lang w:val="nl-NL"/>
-              </w:rPr>
-              <w:t xml:space="preserve"> kê khai.</w:t>
+              <w:t>Người yêu cầu đăng ký cam đoan những thông tin được kê khai trong đơn yêu cầu đăng ký này là trung thực và hoàn toàn chịu trách nhiệm trước pháp luật về các thông tin đã kê khai.</w:t>
             </w:r>
           </w:p>
         </w:tc>
@@ -8440,7 +7414,7 @@
               <w:ind w:left="-108" w:right="34"/>
               <w:jc w:val="center"/>
               <w:rPr>
-                <w:rFonts w:ascii="Times New Roman" w:hAnsi="Times New Roman"/>
+                <w:rFonts w:ascii="Times New Roman" w:hAnsi="Times New Roman" w:cs="Times New Roman"/>
                 <w:sz w:val="22"/>
                 <w:lang w:val="nl-NL"/>
               </w:rPr>
@@ -8459,34 +7433,18 @@
               <w:ind w:left="-108" w:right="34"/>
               <w:jc w:val="center"/>
               <w:rPr>
-                <w:rFonts w:ascii="Times New Roman" w:hAnsi="Times New Roman"/>
+                <w:rFonts w:ascii="Times New Roman" w:hAnsi="Times New Roman" w:cs="Times New Roman"/>
                 <w:sz w:val="20"/>
                 <w:lang w:val="nl-NL"/>
               </w:rPr>
             </w:pPr>
             <w:r>
               <w:rPr>
-                <w:rFonts w:ascii="Times New Roman" w:hAnsi="Times New Roman"/>
-                <w:sz w:val="22"/>
-                <w:lang w:val="nl-NL"/>
-              </w:rPr>
-              <w:t xml:space="preserve">BÊN BẢO </w:t>
-            </w:r>
-            <w:r>
-              <w:rPr>
-                <w:rFonts w:ascii="Times New Roman" w:hAnsi="Times New Roman" w:hint="eastAsia"/>
-                <w:sz w:val="22"/>
-                <w:lang w:val="nl-NL"/>
-              </w:rPr>
-              <w:t>Đ</w:t>
-            </w:r>
-            <w:r>
-              <w:rPr>
-                <w:rFonts w:ascii="Times New Roman" w:hAnsi="Times New Roman"/>
-                <w:sz w:val="22"/>
-                <w:lang w:val="nl-NL"/>
-              </w:rPr>
-              <w:t>ẢM</w:t>
+                <w:rFonts w:ascii="Times New Roman" w:hAnsi="Times New Roman" w:cs="Times New Roman"/>
+                <w:sz w:val="22"/>
+                <w:lang w:val="nl-NL"/>
+              </w:rPr>
+              <w:t>BÊN BẢO ĐẢM</w:t>
             </w:r>
           </w:p>
           <w:p>
@@ -8506,51 +7464,7 @@
                 <w:szCs w:val="18"/>
                 <w:lang w:val="nl-NL"/>
               </w:rPr>
-              <w:t>(HOẶC NG</w:t>
-            </w:r>
-            <w:r>
-              <w:rPr>
-                <w:rFonts w:ascii="Times New Roman" w:hAnsi="Times New Roman" w:hint="eastAsia"/>
-                <w:b/>
-                <w:bCs/>
-                <w:sz w:val="18"/>
-                <w:szCs w:val="18"/>
-                <w:lang w:val="nl-NL"/>
-              </w:rPr>
-              <w:t>Ư</w:t>
-            </w:r>
-            <w:r>
-              <w:rPr>
-                <w:rFonts w:ascii="Times New Roman" w:hAnsi="Times New Roman"/>
-                <w:b/>
-                <w:bCs/>
-                <w:sz w:val="18"/>
-                <w:szCs w:val="18"/>
-                <w:lang w:val="nl-NL"/>
-              </w:rPr>
-              <w:t xml:space="preserve">ỜI </w:t>
-            </w:r>
-            <w:r>
-              <w:rPr>
-                <w:rFonts w:ascii="Times New Roman" w:hAnsi="Times New Roman" w:hint="eastAsia"/>
-                <w:b/>
-                <w:bCs/>
-                <w:sz w:val="18"/>
-                <w:szCs w:val="18"/>
-                <w:lang w:val="nl-NL"/>
-              </w:rPr>
-              <w:t>ĐƯ</w:t>
-            </w:r>
-            <w:r>
-              <w:rPr>
-                <w:rFonts w:ascii="Times New Roman" w:hAnsi="Times New Roman"/>
-                <w:b/>
-                <w:bCs/>
-                <w:sz w:val="18"/>
-                <w:szCs w:val="18"/>
-                <w:lang w:val="nl-NL"/>
-              </w:rPr>
-              <w:t>ỢC</w:t>
+              <w:t>(HOẶC NGƯỜI ĐƯỢC</w:t>
             </w:r>
             <w:r>
               <w:rPr>
@@ -8615,7 +7529,7 @@
               <w:ind w:left="-108" w:right="34"/>
               <w:jc w:val="center"/>
               <w:rPr>
-                <w:rFonts w:ascii="Times New Roman" w:hAnsi="Times New Roman"/>
+                <w:rFonts w:ascii="Times New Roman" w:hAnsi="Times New Roman" w:cs="Times New Roman"/>
                 <w:sz w:val="22"/>
                 <w:lang w:val="nl-NL"/>
               </w:rPr>
@@ -8634,34 +7548,18 @@
               <w:ind w:left="-108" w:right="34"/>
               <w:jc w:val="center"/>
               <w:rPr>
-                <w:rFonts w:ascii="Times New Roman" w:hAnsi="Times New Roman"/>
-                <w:sz w:val="22"/>
-                <w:lang w:val="nl-NL"/>
-              </w:rPr>
-            </w:pPr>
-            <w:r>
-              <w:rPr>
-                <w:rFonts w:ascii="Times New Roman" w:hAnsi="Times New Roman"/>
-                <w:sz w:val="22"/>
-                <w:lang w:val="nl-NL"/>
-              </w:rPr>
-              <w:t xml:space="preserve">BÊN NHẬN BẢO </w:t>
-            </w:r>
-            <w:r>
-              <w:rPr>
-                <w:rFonts w:ascii="Times New Roman" w:hAnsi="Times New Roman" w:hint="eastAsia"/>
-                <w:sz w:val="22"/>
-                <w:lang w:val="nl-NL"/>
-              </w:rPr>
-              <w:t>Đ</w:t>
-            </w:r>
-            <w:r>
-              <w:rPr>
-                <w:rFonts w:ascii="Times New Roman" w:hAnsi="Times New Roman"/>
-                <w:sz w:val="22"/>
-                <w:lang w:val="nl-NL"/>
-              </w:rPr>
-              <w:t>ẢM</w:t>
+                <w:rFonts w:ascii="Times New Roman" w:hAnsi="Times New Roman" w:cs="Times New Roman"/>
+                <w:sz w:val="22"/>
+                <w:lang w:val="nl-NL"/>
+              </w:rPr>
+            </w:pPr>
+            <w:r>
+              <w:rPr>
+                <w:rFonts w:ascii="Times New Roman" w:hAnsi="Times New Roman" w:cs="Times New Roman"/>
+                <w:sz w:val="22"/>
+                <w:lang w:val="nl-NL"/>
+              </w:rPr>
+              <w:t>BÊN NHẬN BẢO ĐẢM</w:t>
             </w:r>
           </w:p>
           <w:p>
@@ -8705,51 +7603,7 @@
                 <w:szCs w:val="18"/>
                 <w:lang w:val="nl-NL"/>
               </w:rPr>
-              <w:t>NG</w:t>
-            </w:r>
-            <w:r>
-              <w:rPr>
-                <w:rFonts w:ascii="Times New Roman" w:hAnsi="Times New Roman" w:hint="eastAsia"/>
-                <w:b/>
-                <w:bCs/>
-                <w:sz w:val="18"/>
-                <w:szCs w:val="18"/>
-                <w:lang w:val="nl-NL"/>
-              </w:rPr>
-              <w:t>Ư</w:t>
-            </w:r>
-            <w:r>
-              <w:rPr>
-                <w:rFonts w:ascii="Times New Roman" w:hAnsi="Times New Roman"/>
-                <w:b/>
-                <w:bCs/>
-                <w:sz w:val="18"/>
-                <w:szCs w:val="18"/>
-                <w:lang w:val="nl-NL"/>
-              </w:rPr>
-              <w:t xml:space="preserve">ỜI </w:t>
-            </w:r>
-            <w:r>
-              <w:rPr>
-                <w:rFonts w:ascii="Times New Roman" w:hAnsi="Times New Roman" w:hint="eastAsia"/>
-                <w:b/>
-                <w:bCs/>
-                <w:sz w:val="18"/>
-                <w:szCs w:val="18"/>
-                <w:lang w:val="nl-NL"/>
-              </w:rPr>
-              <w:t>ĐƯ</w:t>
-            </w:r>
-            <w:r>
-              <w:rPr>
-                <w:rFonts w:ascii="Times New Roman" w:hAnsi="Times New Roman"/>
-                <w:b/>
-                <w:bCs/>
-                <w:sz w:val="18"/>
-                <w:szCs w:val="18"/>
-                <w:lang w:val="nl-NL"/>
-              </w:rPr>
-              <w:t>ỢC</w:t>
+              <w:t>NGƯỜI ĐƯỢC</w:t>
             </w:r>
             <w:r>
               <w:rPr>
@@ -8975,6 +7829,7 @@
         <w:ind w:firstLine="540"/>
         <w:jc w:val="both"/>
         <w:rPr>
+          <w:rFonts w:ascii="Times New Roman" w:hAnsi="Times New Roman"/>
           <w:sz w:val="2"/>
           <w:lang w:val="nl-NL"/>
         </w:rPr>
@@ -8987,6 +7842,7 @@
         <w:ind w:firstLine="540"/>
         <w:jc w:val="both"/>
         <w:rPr>
+          <w:rFonts w:ascii="Times New Roman" w:hAnsi="Times New Roman"/>
           <w:sz w:val="2"/>
           <w:lang w:val="nl-NL"/>
         </w:rPr>
@@ -10220,6 +9076,26 @@
       <w:shd w:val="clear" w:color="auto" w:fill="E1DFDD"/>
     </w:rPr>
   </w:style>
+  <w:style w:type="paragraph" w:styleId="HTMLPreformatted">
+    <w:name w:val="HTML Preformatted"/>
+    <w:basedOn w:val="Normal"/>
+    <w:link w:val="HTMLPreformattedChar"/>
+    <w:rsid w:val="001B4ABE"/>
+    <w:rPr>
+      <w:rFonts w:ascii="Consolas" w:hAnsi="Consolas"/>
+      <w:sz w:val="20"/>
+      <w:szCs w:val="20"/>
+    </w:rPr>
+  </w:style>
+  <w:style w:type="character" w:customStyle="1" w:styleId="HTMLPreformattedChar">
+    <w:name w:val="HTML Preformatted Char"/>
+    <w:basedOn w:val="DefaultParagraphFont"/>
+    <w:link w:val="HTMLPreformatted"/>
+    <w:rsid w:val="001B4ABE"/>
+    <w:rPr>
+      <w:rFonts w:ascii="Consolas" w:hAnsi="Consolas"/>
+    </w:rPr>
+  </w:style>
 </w:styles>
 </file>
 
